--- a/courses/foundations-constitutional-government/BUILD/unit6/deliverables/Unit6_Teacher_HowToUse_and_MTSS_Guide.docx
+++ b/courses/foundations-constitutional-government/BUILD/unit6/deliverables/Unit6_Teacher_HowToUse_and_MTSS_Guide.docx
@@ -118,7 +118,7 @@
     </w:p>
     <w:tbl>
       <w:tblPr>
-        <w:tblW w:type="dxa" w:w="9648"/>
+        <w:tblW w:type="dxa" w:w="9792"/>
         <w:tblBorders>
           <w:top w:val="single" w:color="auto" w:sz="4"/>
           <w:left w:val="single" w:color="auto" w:sz="4"/>
@@ -129,8 +129,8 @@
         </w:tblBorders>
       </w:tblPr>
       <w:tblGrid>
-        <w:gridCol w:w="2600"/>
-        <w:gridCol w:w="7048"/>
+        <w:gridCol w:w="2639"/>
+        <w:gridCol w:w="7153"/>
       </w:tblGrid>
       <w:tr>
         <w:trPr>
@@ -138,7 +138,7 @@
         </w:trPr>
         <w:tc>
           <w:tcPr>
-            <w:tcW w:type="dxa" w:w="2600"/>
+            <w:tcW w:type="dxa" w:w="2639"/>
             <w:tcBorders>
               <w:top w:val="single" w:color="D9D5C8" w:sz="4"/>
               <w:left w:val="single" w:color="D9D5C8" w:sz="4"/>
@@ -174,7 +174,7 @@
         </w:tc>
         <w:tc>
           <w:tcPr>
-            <w:tcW w:type="dxa" w:w="7048"/>
+            <w:tcW w:type="dxa" w:w="7153"/>
             <w:tcBorders>
               <w:top w:val="single" w:color="D9D5C8" w:sz="4"/>
               <w:left w:val="single" w:color="D9D5C8" w:sz="4"/>
@@ -212,7 +212,7 @@
       <w:tr>
         <w:tc>
           <w:tcPr>
-            <w:tcW w:type="dxa" w:w="2600"/>
+            <w:tcW w:type="dxa" w:w="2639"/>
             <w:tcBorders>
               <w:top w:val="single" w:color="D9D5C8" w:sz="4"/>
               <w:left w:val="single" w:color="D9D5C8" w:sz="4"/>
@@ -247,7 +247,7 @@
         </w:tc>
         <w:tc>
           <w:tcPr>
-            <w:tcW w:type="dxa" w:w="7048"/>
+            <w:tcW w:type="dxa" w:w="7153"/>
             <w:tcBorders>
               <w:top w:val="single" w:color="D9D5C8" w:sz="4"/>
               <w:left w:val="single" w:color="D9D5C8" w:sz="4"/>
@@ -284,7 +284,7 @@
       <w:tr>
         <w:tc>
           <w:tcPr>
-            <w:tcW w:type="dxa" w:w="2600"/>
+            <w:tcW w:type="dxa" w:w="2639"/>
             <w:tcBorders>
               <w:top w:val="single" w:color="D9D5C8" w:sz="4"/>
               <w:left w:val="single" w:color="D9D5C8" w:sz="4"/>
@@ -319,7 +319,7 @@
         </w:tc>
         <w:tc>
           <w:tcPr>
-            <w:tcW w:type="dxa" w:w="7048"/>
+            <w:tcW w:type="dxa" w:w="7153"/>
             <w:tcBorders>
               <w:top w:val="single" w:color="D9D5C8" w:sz="4"/>
               <w:left w:val="single" w:color="D9D5C8" w:sz="4"/>
@@ -356,7 +356,7 @@
       <w:tr>
         <w:tc>
           <w:tcPr>
-            <w:tcW w:type="dxa" w:w="2600"/>
+            <w:tcW w:type="dxa" w:w="2639"/>
             <w:tcBorders>
               <w:top w:val="single" w:color="D9D5C8" w:sz="4"/>
               <w:left w:val="single" w:color="D9D5C8" w:sz="4"/>
@@ -391,7 +391,7 @@
         </w:tc>
         <w:tc>
           <w:tcPr>
-            <w:tcW w:type="dxa" w:w="7048"/>
+            <w:tcW w:type="dxa" w:w="7153"/>
             <w:tcBorders>
               <w:top w:val="single" w:color="D9D5C8" w:sz="4"/>
               <w:left w:val="single" w:color="D9D5C8" w:sz="4"/>
@@ -428,7 +428,7 @@
       <w:tr>
         <w:tc>
           <w:tcPr>
-            <w:tcW w:type="dxa" w:w="2600"/>
+            <w:tcW w:type="dxa" w:w="2639"/>
             <w:tcBorders>
               <w:top w:val="single" w:color="D9D5C8" w:sz="4"/>
               <w:left w:val="single" w:color="D9D5C8" w:sz="4"/>
@@ -463,7 +463,7 @@
         </w:tc>
         <w:tc>
           <w:tcPr>
-            <w:tcW w:type="dxa" w:w="7048"/>
+            <w:tcW w:type="dxa" w:w="7153"/>
             <w:tcBorders>
               <w:top w:val="single" w:color="D9D5C8" w:sz="4"/>
               <w:left w:val="single" w:color="D9D5C8" w:sz="4"/>
@@ -500,7 +500,7 @@
       <w:tr>
         <w:tc>
           <w:tcPr>
-            <w:tcW w:type="dxa" w:w="2600"/>
+            <w:tcW w:type="dxa" w:w="2639"/>
             <w:tcBorders>
               <w:top w:val="single" w:color="D9D5C8" w:sz="4"/>
               <w:left w:val="single" w:color="D9D5C8" w:sz="4"/>
@@ -535,7 +535,7 @@
         </w:tc>
         <w:tc>
           <w:tcPr>
-            <w:tcW w:type="dxa" w:w="7048"/>
+            <w:tcW w:type="dxa" w:w="7153"/>
             <w:tcBorders>
               <w:top w:val="single" w:color="D9D5C8" w:sz="4"/>
               <w:left w:val="single" w:color="D9D5C8" w:sz="4"/>
@@ -572,7 +572,7 @@
       <w:tr>
         <w:tc>
           <w:tcPr>
-            <w:tcW w:type="dxa" w:w="2600"/>
+            <w:tcW w:type="dxa" w:w="2639"/>
             <w:tcBorders>
               <w:top w:val="single" w:color="D9D5C8" w:sz="4"/>
               <w:left w:val="single" w:color="D9D5C8" w:sz="4"/>
@@ -607,7 +607,7 @@
         </w:tc>
         <w:tc>
           <w:tcPr>
-            <w:tcW w:type="dxa" w:w="7048"/>
+            <w:tcW w:type="dxa" w:w="7153"/>
             <w:tcBorders>
               <w:top w:val="single" w:color="D9D5C8" w:sz="4"/>
               <w:left w:val="single" w:color="D9D5C8" w:sz="4"/>
@@ -664,7 +664,7 @@
     </w:p>
     <w:tbl>
       <w:tblPr>
-        <w:tblW w:type="dxa" w:w="9648"/>
+        <w:tblW w:type="dxa" w:w="9792"/>
         <w:tblBorders>
           <w:top w:val="single" w:color="auto" w:sz="4"/>
           <w:left w:val="single" w:color="auto" w:sz="4"/>
@@ -675,8 +675,8 @@
         </w:tblBorders>
       </w:tblPr>
       <w:tblGrid>
-        <w:gridCol w:w="3000"/>
-        <w:gridCol w:w="6648"/>
+        <w:gridCol w:w="3045"/>
+        <w:gridCol w:w="6747"/>
       </w:tblGrid>
       <w:tr>
         <w:trPr>
@@ -684,7 +684,7 @@
         </w:trPr>
         <w:tc>
           <w:tcPr>
-            <w:tcW w:type="dxa" w:w="3000"/>
+            <w:tcW w:type="dxa" w:w="3045"/>
             <w:tcBorders>
               <w:top w:val="single" w:color="D9D5C8" w:sz="4"/>
               <w:left w:val="single" w:color="D9D5C8" w:sz="4"/>
@@ -720,7 +720,7 @@
         </w:tc>
         <w:tc>
           <w:tcPr>
-            <w:tcW w:type="dxa" w:w="6648"/>
+            <w:tcW w:type="dxa" w:w="6747"/>
             <w:tcBorders>
               <w:top w:val="single" w:color="D9D5C8" w:sz="4"/>
               <w:left w:val="single" w:color="D9D5C8" w:sz="4"/>
@@ -758,7 +758,7 @@
       <w:tr>
         <w:tc>
           <w:tcPr>
-            <w:tcW w:type="dxa" w:w="3000"/>
+            <w:tcW w:type="dxa" w:w="3045"/>
             <w:tcBorders>
               <w:top w:val="single" w:color="D9D5C8" w:sz="4"/>
               <w:left w:val="single" w:color="D9D5C8" w:sz="4"/>
@@ -793,7 +793,7 @@
         </w:tc>
         <w:tc>
           <w:tcPr>
-            <w:tcW w:type="dxa" w:w="6648"/>
+            <w:tcW w:type="dxa" w:w="6747"/>
             <w:tcBorders>
               <w:top w:val="single" w:color="D9D5C8" w:sz="4"/>
               <w:left w:val="single" w:color="D9D5C8" w:sz="4"/>
@@ -830,7 +830,7 @@
       <w:tr>
         <w:tc>
           <w:tcPr>
-            <w:tcW w:type="dxa" w:w="3000"/>
+            <w:tcW w:type="dxa" w:w="3045"/>
             <w:tcBorders>
               <w:top w:val="single" w:color="D9D5C8" w:sz="4"/>
               <w:left w:val="single" w:color="D9D5C8" w:sz="4"/>
@@ -865,7 +865,7 @@
         </w:tc>
         <w:tc>
           <w:tcPr>
-            <w:tcW w:type="dxa" w:w="6648"/>
+            <w:tcW w:type="dxa" w:w="6747"/>
             <w:tcBorders>
               <w:top w:val="single" w:color="D9D5C8" w:sz="4"/>
               <w:left w:val="single" w:color="D9D5C8" w:sz="4"/>
@@ -902,7 +902,7 @@
       <w:tr>
         <w:tc>
           <w:tcPr>
-            <w:tcW w:type="dxa" w:w="3000"/>
+            <w:tcW w:type="dxa" w:w="3045"/>
             <w:tcBorders>
               <w:top w:val="single" w:color="D9D5C8" w:sz="4"/>
               <w:left w:val="single" w:color="D9D5C8" w:sz="4"/>
@@ -937,7 +937,7 @@
         </w:tc>
         <w:tc>
           <w:tcPr>
-            <w:tcW w:type="dxa" w:w="6648"/>
+            <w:tcW w:type="dxa" w:w="6747"/>
             <w:tcBorders>
               <w:top w:val="single" w:color="D9D5C8" w:sz="4"/>
               <w:left w:val="single" w:color="D9D5C8" w:sz="4"/>
@@ -974,7 +974,7 @@
       <w:tr>
         <w:tc>
           <w:tcPr>
-            <w:tcW w:type="dxa" w:w="3000"/>
+            <w:tcW w:type="dxa" w:w="3045"/>
             <w:tcBorders>
               <w:top w:val="single" w:color="D9D5C8" w:sz="4"/>
               <w:left w:val="single" w:color="D9D5C8" w:sz="4"/>
@@ -1009,7 +1009,7 @@
         </w:tc>
         <w:tc>
           <w:tcPr>
-            <w:tcW w:type="dxa" w:w="6648"/>
+            <w:tcW w:type="dxa" w:w="6747"/>
             <w:tcBorders>
               <w:top w:val="single" w:color="D9D5C8" w:sz="4"/>
               <w:left w:val="single" w:color="D9D5C8" w:sz="4"/>
@@ -1046,7 +1046,7 @@
       <w:tr>
         <w:tc>
           <w:tcPr>
-            <w:tcW w:type="dxa" w:w="3000"/>
+            <w:tcW w:type="dxa" w:w="3045"/>
             <w:tcBorders>
               <w:top w:val="single" w:color="D9D5C8" w:sz="4"/>
               <w:left w:val="single" w:color="D9D5C8" w:sz="4"/>
@@ -1081,7 +1081,7 @@
         </w:tc>
         <w:tc>
           <w:tcPr>
-            <w:tcW w:type="dxa" w:w="6648"/>
+            <w:tcW w:type="dxa" w:w="6747"/>
             <w:tcBorders>
               <w:top w:val="single" w:color="D9D5C8" w:sz="4"/>
               <w:left w:val="single" w:color="D9D5C8" w:sz="4"/>
@@ -1138,7 +1138,7 @@
     </w:p>
     <w:tbl>
       <w:tblPr>
-        <w:tblW w:type="dxa" w:w="9648"/>
+        <w:tblW w:type="dxa" w:w="9792"/>
         <w:tblBorders>
           <w:top w:val="single" w:color="auto" w:sz="4"/>
           <w:left w:val="single" w:color="auto" w:sz="4"/>
@@ -1149,9 +1149,9 @@
         </w:tblBorders>
       </w:tblPr>
       <w:tblGrid>
-        <w:gridCol w:w="1800"/>
-        <w:gridCol w:w="3200"/>
-        <w:gridCol w:w="4648"/>
+        <w:gridCol w:w="1827"/>
+        <w:gridCol w:w="3248"/>
+        <w:gridCol w:w="4717"/>
       </w:tblGrid>
       <w:tr>
         <w:trPr>
@@ -1159,7 +1159,7 @@
         </w:trPr>
         <w:tc>
           <w:tcPr>
-            <w:tcW w:type="dxa" w:w="1800"/>
+            <w:tcW w:type="dxa" w:w="1827"/>
             <w:tcBorders>
               <w:top w:val="single" w:color="D9D5C8" w:sz="4"/>
               <w:left w:val="single" w:color="D9D5C8" w:sz="4"/>
@@ -1195,7 +1195,7 @@
         </w:tc>
         <w:tc>
           <w:tcPr>
-            <w:tcW w:type="dxa" w:w="3200"/>
+            <w:tcW w:type="dxa" w:w="3248"/>
             <w:tcBorders>
               <w:top w:val="single" w:color="D9D5C8" w:sz="4"/>
               <w:left w:val="single" w:color="D9D5C8" w:sz="4"/>
@@ -1231,7 +1231,7 @@
         </w:tc>
         <w:tc>
           <w:tcPr>
-            <w:tcW w:type="dxa" w:w="4648"/>
+            <w:tcW w:type="dxa" w:w="4717"/>
             <w:tcBorders>
               <w:top w:val="single" w:color="D9D5C8" w:sz="4"/>
               <w:left w:val="single" w:color="D9D5C8" w:sz="4"/>
@@ -1269,7 +1269,7 @@
       <w:tr>
         <w:tc>
           <w:tcPr>
-            <w:tcW w:type="dxa" w:w="1800"/>
+            <w:tcW w:type="dxa" w:w="1827"/>
             <w:tcBorders>
               <w:top w:val="single" w:color="D9D5C8" w:sz="4"/>
               <w:left w:val="single" w:color="D9D5C8" w:sz="4"/>
@@ -1304,7 +1304,7 @@
         </w:tc>
         <w:tc>
           <w:tcPr>
-            <w:tcW w:type="dxa" w:w="3200"/>
+            <w:tcW w:type="dxa" w:w="3248"/>
             <w:tcBorders>
               <w:top w:val="single" w:color="D9D5C8" w:sz="4"/>
               <w:left w:val="single" w:color="D9D5C8" w:sz="4"/>
@@ -1339,7 +1339,7 @@
         </w:tc>
         <w:tc>
           <w:tcPr>
-            <w:tcW w:type="dxa" w:w="4648"/>
+            <w:tcW w:type="dxa" w:w="4717"/>
             <w:tcBorders>
               <w:top w:val="single" w:color="D9D5C8" w:sz="4"/>
               <w:left w:val="single" w:color="D9D5C8" w:sz="4"/>
@@ -1376,7 +1376,7 @@
       <w:tr>
         <w:tc>
           <w:tcPr>
-            <w:tcW w:type="dxa" w:w="1800"/>
+            <w:tcW w:type="dxa" w:w="1827"/>
             <w:tcBorders>
               <w:top w:val="single" w:color="D9D5C8" w:sz="4"/>
               <w:left w:val="single" w:color="D9D5C8" w:sz="4"/>
@@ -1411,7 +1411,7 @@
         </w:tc>
         <w:tc>
           <w:tcPr>
-            <w:tcW w:type="dxa" w:w="3200"/>
+            <w:tcW w:type="dxa" w:w="3248"/>
             <w:tcBorders>
               <w:top w:val="single" w:color="D9D5C8" w:sz="4"/>
               <w:left w:val="single" w:color="D9D5C8" w:sz="4"/>
@@ -1446,7 +1446,7 @@
         </w:tc>
         <w:tc>
           <w:tcPr>
-            <w:tcW w:type="dxa" w:w="4648"/>
+            <w:tcW w:type="dxa" w:w="4717"/>
             <w:tcBorders>
               <w:top w:val="single" w:color="D9D5C8" w:sz="4"/>
               <w:left w:val="single" w:color="D9D5C8" w:sz="4"/>
@@ -1483,7 +1483,7 @@
       <w:tr>
         <w:tc>
           <w:tcPr>
-            <w:tcW w:type="dxa" w:w="1800"/>
+            <w:tcW w:type="dxa" w:w="1827"/>
             <w:tcBorders>
               <w:top w:val="single" w:color="D9D5C8" w:sz="4"/>
               <w:left w:val="single" w:color="D9D5C8" w:sz="4"/>
@@ -1518,7 +1518,7 @@
         </w:tc>
         <w:tc>
           <w:tcPr>
-            <w:tcW w:type="dxa" w:w="3200"/>
+            <w:tcW w:type="dxa" w:w="3248"/>
             <w:tcBorders>
               <w:top w:val="single" w:color="D9D5C8" w:sz="4"/>
               <w:left w:val="single" w:color="D9D5C8" w:sz="4"/>
@@ -1553,7 +1553,7 @@
         </w:tc>
         <w:tc>
           <w:tcPr>
-            <w:tcW w:type="dxa" w:w="4648"/>
+            <w:tcW w:type="dxa" w:w="4717"/>
             <w:tcBorders>
               <w:top w:val="single" w:color="D9D5C8" w:sz="4"/>
               <w:left w:val="single" w:color="D9D5C8" w:sz="4"/>
@@ -1628,7 +1628,7 @@
     </w:p>
     <w:tbl>
       <w:tblPr>
-        <w:tblW w:type="dxa" w:w="9648"/>
+        <w:tblW w:type="dxa" w:w="9792"/>
         <w:tblBorders>
           <w:top w:val="single" w:color="auto" w:sz="4"/>
           <w:left w:val="single" w:color="auto" w:sz="4"/>
@@ -1639,12 +1639,12 @@
         </w:tblBorders>
       </w:tblPr>
       <w:tblGrid>
-        <w:gridCol w:w="9648"/>
+        <w:gridCol w:w="9792"/>
       </w:tblGrid>
       <w:tr>
         <w:tc>
           <w:tcPr>
-            <w:tcW w:type="dxa" w:w="9648"/>
+            <w:tcW w:type="dxa" w:w="9792"/>
             <w:tcBorders>
               <w:top w:val="single" w:color="D9D5C8" w:sz="4"/>
               <w:left w:val="single" w:color="D9D5C8" w:sz="4"/>
@@ -1720,7 +1720,7 @@
     </w:p>
     <w:tbl>
       <w:tblPr>
-        <w:tblW w:type="dxa" w:w="9648"/>
+        <w:tblW w:type="dxa" w:w="9792"/>
         <w:tblBorders>
           <w:top w:val="single" w:color="auto" w:sz="4"/>
           <w:left w:val="single" w:color="auto" w:sz="4"/>
@@ -1731,8 +1731,8 @@
         </w:tblBorders>
       </w:tblPr>
       <w:tblGrid>
-        <w:gridCol w:w="3400"/>
-        <w:gridCol w:w="6248"/>
+        <w:gridCol w:w="3451"/>
+        <w:gridCol w:w="6341"/>
       </w:tblGrid>
       <w:tr>
         <w:trPr>
@@ -1740,7 +1740,7 @@
         </w:trPr>
         <w:tc>
           <w:tcPr>
-            <w:tcW w:type="dxa" w:w="3400"/>
+            <w:tcW w:type="dxa" w:w="3451"/>
             <w:tcBorders>
               <w:top w:val="single" w:color="D9D5C8" w:sz="4"/>
               <w:left w:val="single" w:color="D9D5C8" w:sz="4"/>
@@ -1776,7 +1776,7 @@
         </w:tc>
         <w:tc>
           <w:tcPr>
-            <w:tcW w:type="dxa" w:w="6248"/>
+            <w:tcW w:type="dxa" w:w="6341"/>
             <w:tcBorders>
               <w:top w:val="single" w:color="D9D5C8" w:sz="4"/>
               <w:left w:val="single" w:color="D9D5C8" w:sz="4"/>
@@ -1814,7 +1814,7 @@
       <w:tr>
         <w:tc>
           <w:tcPr>
-            <w:tcW w:type="dxa" w:w="3400"/>
+            <w:tcW w:type="dxa" w:w="3451"/>
             <w:tcBorders>
               <w:top w:val="single" w:color="D9D5C8" w:sz="4"/>
               <w:left w:val="single" w:color="D9D5C8" w:sz="4"/>
@@ -1849,7 +1849,7 @@
         </w:tc>
         <w:tc>
           <w:tcPr>
-            <w:tcW w:type="dxa" w:w="6248"/>
+            <w:tcW w:type="dxa" w:w="6341"/>
             <w:tcBorders>
               <w:top w:val="single" w:color="D9D5C8" w:sz="4"/>
               <w:left w:val="single" w:color="D9D5C8" w:sz="4"/>
@@ -1886,7 +1886,7 @@
       <w:tr>
         <w:tc>
           <w:tcPr>
-            <w:tcW w:type="dxa" w:w="3400"/>
+            <w:tcW w:type="dxa" w:w="3451"/>
             <w:tcBorders>
               <w:top w:val="single" w:color="D9D5C8" w:sz="4"/>
               <w:left w:val="single" w:color="D9D5C8" w:sz="4"/>
@@ -1921,7 +1921,7 @@
         </w:tc>
         <w:tc>
           <w:tcPr>
-            <w:tcW w:type="dxa" w:w="6248"/>
+            <w:tcW w:type="dxa" w:w="6341"/>
             <w:tcBorders>
               <w:top w:val="single" w:color="D9D5C8" w:sz="4"/>
               <w:left w:val="single" w:color="D9D5C8" w:sz="4"/>
@@ -1958,7 +1958,7 @@
       <w:tr>
         <w:tc>
           <w:tcPr>
-            <w:tcW w:type="dxa" w:w="3400"/>
+            <w:tcW w:type="dxa" w:w="3451"/>
             <w:tcBorders>
               <w:top w:val="single" w:color="D9D5C8" w:sz="4"/>
               <w:left w:val="single" w:color="D9D5C8" w:sz="4"/>
@@ -1993,7 +1993,7 @@
         </w:tc>
         <w:tc>
           <w:tcPr>
-            <w:tcW w:type="dxa" w:w="6248"/>
+            <w:tcW w:type="dxa" w:w="6341"/>
             <w:tcBorders>
               <w:top w:val="single" w:color="D9D5C8" w:sz="4"/>
               <w:left w:val="single" w:color="D9D5C8" w:sz="4"/>
@@ -2030,7 +2030,7 @@
       <w:tr>
         <w:tc>
           <w:tcPr>
-            <w:tcW w:type="dxa" w:w="3400"/>
+            <w:tcW w:type="dxa" w:w="3451"/>
             <w:tcBorders>
               <w:top w:val="single" w:color="D9D5C8" w:sz="4"/>
               <w:left w:val="single" w:color="D9D5C8" w:sz="4"/>
@@ -2065,7 +2065,7 @@
         </w:tc>
         <w:tc>
           <w:tcPr>
-            <w:tcW w:type="dxa" w:w="6248"/>
+            <w:tcW w:type="dxa" w:w="6341"/>
             <w:tcBorders>
               <w:top w:val="single" w:color="D9D5C8" w:sz="4"/>
               <w:left w:val="single" w:color="D9D5C8" w:sz="4"/>
@@ -2102,7 +2102,7 @@
       <w:tr>
         <w:tc>
           <w:tcPr>
-            <w:tcW w:type="dxa" w:w="3400"/>
+            <w:tcW w:type="dxa" w:w="3451"/>
             <w:tcBorders>
               <w:top w:val="single" w:color="D9D5C8" w:sz="4"/>
               <w:left w:val="single" w:color="D9D5C8" w:sz="4"/>
@@ -2137,7 +2137,7 @@
         </w:tc>
         <w:tc>
           <w:tcPr>
-            <w:tcW w:type="dxa" w:w="6248"/>
+            <w:tcW w:type="dxa" w:w="6341"/>
             <w:tcBorders>
               <w:top w:val="single" w:color="D9D5C8" w:sz="4"/>
               <w:left w:val="single" w:color="D9D5C8" w:sz="4"/>
@@ -2232,7 +2232,7 @@
     </w:p>
     <w:tbl>
       <w:tblPr>
-        <w:tblW w:type="dxa" w:w="9648"/>
+        <w:tblW w:type="dxa" w:w="9792"/>
         <w:tblBorders>
           <w:top w:val="single" w:color="auto" w:sz="4"/>
           <w:left w:val="single" w:color="auto" w:sz="4"/>
@@ -2243,12 +2243,12 @@
         </w:tblBorders>
       </w:tblPr>
       <w:tblGrid>
-        <w:gridCol w:w="1400"/>
-        <w:gridCol w:w="1900"/>
-        <w:gridCol w:w="1900"/>
-        <w:gridCol w:w="1449"/>
-        <w:gridCol w:w="1500"/>
-        <w:gridCol w:w="1499"/>
+        <w:gridCol w:w="1421"/>
+        <w:gridCol w:w="1928"/>
+        <w:gridCol w:w="1928"/>
+        <w:gridCol w:w="1471"/>
+        <w:gridCol w:w="1522"/>
+        <w:gridCol w:w="1522"/>
       </w:tblGrid>
       <w:tr>
         <w:trPr>
@@ -2256,7 +2256,7 @@
         </w:trPr>
         <w:tc>
           <w:tcPr>
-            <w:tcW w:type="dxa" w:w="1400"/>
+            <w:tcW w:type="dxa" w:w="1421"/>
             <w:tcBorders>
               <w:top w:val="single" w:color="D9D5C8" w:sz="4"/>
               <w:left w:val="single" w:color="D9D5C8" w:sz="4"/>
@@ -2292,7 +2292,7 @@
         </w:tc>
         <w:tc>
           <w:tcPr>
-            <w:tcW w:type="dxa" w:w="1900"/>
+            <w:tcW w:type="dxa" w:w="1928"/>
             <w:tcBorders>
               <w:top w:val="single" w:color="D9D5C8" w:sz="4"/>
               <w:left w:val="single" w:color="D9D5C8" w:sz="4"/>
@@ -2328,7 +2328,7 @@
         </w:tc>
         <w:tc>
           <w:tcPr>
-            <w:tcW w:type="dxa" w:w="1900"/>
+            <w:tcW w:type="dxa" w:w="1928"/>
             <w:tcBorders>
               <w:top w:val="single" w:color="D9D5C8" w:sz="4"/>
               <w:left w:val="single" w:color="D9D5C8" w:sz="4"/>
@@ -2364,7 +2364,7 @@
         </w:tc>
         <w:tc>
           <w:tcPr>
-            <w:tcW w:type="dxa" w:w="1449"/>
+            <w:tcW w:type="dxa" w:w="1471"/>
             <w:tcBorders>
               <w:top w:val="single" w:color="D9D5C8" w:sz="4"/>
               <w:left w:val="single" w:color="D9D5C8" w:sz="4"/>
@@ -2400,7 +2400,7 @@
         </w:tc>
         <w:tc>
           <w:tcPr>
-            <w:tcW w:type="dxa" w:w="1500"/>
+            <w:tcW w:type="dxa" w:w="1522"/>
             <w:tcBorders>
               <w:top w:val="single" w:color="D9D5C8" w:sz="4"/>
               <w:left w:val="single" w:color="D9D5C8" w:sz="4"/>
@@ -2436,7 +2436,7 @@
         </w:tc>
         <w:tc>
           <w:tcPr>
-            <w:tcW w:type="dxa" w:w="1499"/>
+            <w:tcW w:type="dxa" w:w="1522"/>
             <w:tcBorders>
               <w:top w:val="single" w:color="D9D5C8" w:sz="4"/>
               <w:left w:val="single" w:color="D9D5C8" w:sz="4"/>
@@ -2474,7 +2474,7 @@
       <w:tr>
         <w:tc>
           <w:tcPr>
-            <w:tcW w:type="dxa" w:w="1400"/>
+            <w:tcW w:type="dxa" w:w="1421"/>
             <w:tcBorders>
               <w:top w:val="single" w:color="D9D5C8" w:sz="4"/>
               <w:left w:val="single" w:color="D9D5C8" w:sz="4"/>
@@ -2509,7 +2509,7 @@
         </w:tc>
         <w:tc>
           <w:tcPr>
-            <w:tcW w:type="dxa" w:w="1900"/>
+            <w:tcW w:type="dxa" w:w="1928"/>
             <w:tcBorders>
               <w:top w:val="single" w:color="D9D5C8" w:sz="4"/>
               <w:left w:val="single" w:color="D9D5C8" w:sz="4"/>
@@ -2544,7 +2544,7 @@
         </w:tc>
         <w:tc>
           <w:tcPr>
-            <w:tcW w:type="dxa" w:w="1900"/>
+            <w:tcW w:type="dxa" w:w="1928"/>
             <w:tcBorders>
               <w:top w:val="single" w:color="D9D5C8" w:sz="4"/>
               <w:left w:val="single" w:color="D9D5C8" w:sz="4"/>
@@ -2579,7 +2579,7 @@
         </w:tc>
         <w:tc>
           <w:tcPr>
-            <w:tcW w:type="dxa" w:w="1449"/>
+            <w:tcW w:type="dxa" w:w="1471"/>
             <w:tcBorders>
               <w:top w:val="single" w:color="D9D5C8" w:sz="4"/>
               <w:left w:val="single" w:color="D9D5C8" w:sz="4"/>
@@ -2614,7 +2614,7 @@
         </w:tc>
         <w:tc>
           <w:tcPr>
-            <w:tcW w:type="dxa" w:w="1500"/>
+            <w:tcW w:type="dxa" w:w="1522"/>
             <w:tcBorders>
               <w:top w:val="single" w:color="D9D5C8" w:sz="4"/>
               <w:left w:val="single" w:color="D9D5C8" w:sz="4"/>
@@ -2649,7 +2649,7 @@
         </w:tc>
         <w:tc>
           <w:tcPr>
-            <w:tcW w:type="dxa" w:w="1499"/>
+            <w:tcW w:type="dxa" w:w="1522"/>
             <w:tcBorders>
               <w:top w:val="single" w:color="D9D5C8" w:sz="4"/>
               <w:left w:val="single" w:color="D9D5C8" w:sz="4"/>
@@ -2686,7 +2686,7 @@
       <w:tr>
         <w:tc>
           <w:tcPr>
-            <w:tcW w:type="dxa" w:w="1400"/>
+            <w:tcW w:type="dxa" w:w="1421"/>
             <w:tcBorders>
               <w:top w:val="single" w:color="D9D5C8" w:sz="4"/>
               <w:left w:val="single" w:color="D9D5C8" w:sz="4"/>
@@ -2721,7 +2721,7 @@
         </w:tc>
         <w:tc>
           <w:tcPr>
-            <w:tcW w:type="dxa" w:w="1900"/>
+            <w:tcW w:type="dxa" w:w="1928"/>
             <w:tcBorders>
               <w:top w:val="single" w:color="D9D5C8" w:sz="4"/>
               <w:left w:val="single" w:color="D9D5C8" w:sz="4"/>
@@ -2756,7 +2756,7 @@
         </w:tc>
         <w:tc>
           <w:tcPr>
-            <w:tcW w:type="dxa" w:w="1900"/>
+            <w:tcW w:type="dxa" w:w="1928"/>
             <w:tcBorders>
               <w:top w:val="single" w:color="D9D5C8" w:sz="4"/>
               <w:left w:val="single" w:color="D9D5C8" w:sz="4"/>
@@ -2791,7 +2791,7 @@
         </w:tc>
         <w:tc>
           <w:tcPr>
-            <w:tcW w:type="dxa" w:w="1449"/>
+            <w:tcW w:type="dxa" w:w="1471"/>
             <w:tcBorders>
               <w:top w:val="single" w:color="D9D5C8" w:sz="4"/>
               <w:left w:val="single" w:color="D9D5C8" w:sz="4"/>
@@ -2826,7 +2826,7 @@
         </w:tc>
         <w:tc>
           <w:tcPr>
-            <w:tcW w:type="dxa" w:w="1500"/>
+            <w:tcW w:type="dxa" w:w="1522"/>
             <w:tcBorders>
               <w:top w:val="single" w:color="D9D5C8" w:sz="4"/>
               <w:left w:val="single" w:color="D9D5C8" w:sz="4"/>
@@ -2861,7 +2861,7 @@
         </w:tc>
         <w:tc>
           <w:tcPr>
-            <w:tcW w:type="dxa" w:w="1499"/>
+            <w:tcW w:type="dxa" w:w="1522"/>
             <w:tcBorders>
               <w:top w:val="single" w:color="D9D5C8" w:sz="4"/>
               <w:left w:val="single" w:color="D9D5C8" w:sz="4"/>
@@ -2898,7 +2898,7 @@
       <w:tr>
         <w:tc>
           <w:tcPr>
-            <w:tcW w:type="dxa" w:w="1400"/>
+            <w:tcW w:type="dxa" w:w="1421"/>
             <w:tcBorders>
               <w:top w:val="single" w:color="D9D5C8" w:sz="4"/>
               <w:left w:val="single" w:color="D9D5C8" w:sz="4"/>
@@ -2933,7 +2933,7 @@
         </w:tc>
         <w:tc>
           <w:tcPr>
-            <w:tcW w:type="dxa" w:w="1900"/>
+            <w:tcW w:type="dxa" w:w="1928"/>
             <w:tcBorders>
               <w:top w:val="single" w:color="D9D5C8" w:sz="4"/>
               <w:left w:val="single" w:color="D9D5C8" w:sz="4"/>
@@ -2968,7 +2968,7 @@
         </w:tc>
         <w:tc>
           <w:tcPr>
-            <w:tcW w:type="dxa" w:w="1900"/>
+            <w:tcW w:type="dxa" w:w="1928"/>
             <w:tcBorders>
               <w:top w:val="single" w:color="D9D5C8" w:sz="4"/>
               <w:left w:val="single" w:color="D9D5C8" w:sz="4"/>
@@ -3003,7 +3003,7 @@
         </w:tc>
         <w:tc>
           <w:tcPr>
-            <w:tcW w:type="dxa" w:w="1449"/>
+            <w:tcW w:type="dxa" w:w="1471"/>
             <w:tcBorders>
               <w:top w:val="single" w:color="D9D5C8" w:sz="4"/>
               <w:left w:val="single" w:color="D9D5C8" w:sz="4"/>
@@ -3038,7 +3038,7 @@
         </w:tc>
         <w:tc>
           <w:tcPr>
-            <w:tcW w:type="dxa" w:w="1500"/>
+            <w:tcW w:type="dxa" w:w="1522"/>
             <w:tcBorders>
               <w:top w:val="single" w:color="D9D5C8" w:sz="4"/>
               <w:left w:val="single" w:color="D9D5C8" w:sz="4"/>
@@ -3073,7 +3073,7 @@
         </w:tc>
         <w:tc>
           <w:tcPr>
-            <w:tcW w:type="dxa" w:w="1499"/>
+            <w:tcW w:type="dxa" w:w="1522"/>
             <w:tcBorders>
               <w:top w:val="single" w:color="D9D5C8" w:sz="4"/>
               <w:left w:val="single" w:color="D9D5C8" w:sz="4"/>
@@ -3110,7 +3110,7 @@
       <w:tr>
         <w:tc>
           <w:tcPr>
-            <w:tcW w:type="dxa" w:w="1400"/>
+            <w:tcW w:type="dxa" w:w="1421"/>
             <w:tcBorders>
               <w:top w:val="single" w:color="D9D5C8" w:sz="4"/>
               <w:left w:val="single" w:color="D9D5C8" w:sz="4"/>
@@ -3145,7 +3145,7 @@
         </w:tc>
         <w:tc>
           <w:tcPr>
-            <w:tcW w:type="dxa" w:w="1900"/>
+            <w:tcW w:type="dxa" w:w="1928"/>
             <w:tcBorders>
               <w:top w:val="single" w:color="D9D5C8" w:sz="4"/>
               <w:left w:val="single" w:color="D9D5C8" w:sz="4"/>
@@ -3180,7 +3180,7 @@
         </w:tc>
         <w:tc>
           <w:tcPr>
-            <w:tcW w:type="dxa" w:w="1900"/>
+            <w:tcW w:type="dxa" w:w="1928"/>
             <w:tcBorders>
               <w:top w:val="single" w:color="D9D5C8" w:sz="4"/>
               <w:left w:val="single" w:color="D9D5C8" w:sz="4"/>
@@ -3215,7 +3215,7 @@
         </w:tc>
         <w:tc>
           <w:tcPr>
-            <w:tcW w:type="dxa" w:w="1449"/>
+            <w:tcW w:type="dxa" w:w="1471"/>
             <w:tcBorders>
               <w:top w:val="single" w:color="D9D5C8" w:sz="4"/>
               <w:left w:val="single" w:color="D9D5C8" w:sz="4"/>
@@ -3250,7 +3250,7 @@
         </w:tc>
         <w:tc>
           <w:tcPr>
-            <w:tcW w:type="dxa" w:w="1500"/>
+            <w:tcW w:type="dxa" w:w="1522"/>
             <w:tcBorders>
               <w:top w:val="single" w:color="D9D5C8" w:sz="4"/>
               <w:left w:val="single" w:color="D9D5C8" w:sz="4"/>
@@ -3285,7 +3285,7 @@
         </w:tc>
         <w:tc>
           <w:tcPr>
-            <w:tcW w:type="dxa" w:w="1499"/>
+            <w:tcW w:type="dxa" w:w="1522"/>
             <w:tcBorders>
               <w:top w:val="single" w:color="D9D5C8" w:sz="4"/>
               <w:left w:val="single" w:color="D9D5C8" w:sz="4"/>
@@ -3322,7 +3322,7 @@
       <w:tr>
         <w:tc>
           <w:tcPr>
-            <w:tcW w:type="dxa" w:w="1400"/>
+            <w:tcW w:type="dxa" w:w="1421"/>
             <w:tcBorders>
               <w:top w:val="single" w:color="D9D5C8" w:sz="4"/>
               <w:left w:val="single" w:color="D9D5C8" w:sz="4"/>
@@ -3357,7 +3357,7 @@
         </w:tc>
         <w:tc>
           <w:tcPr>
-            <w:tcW w:type="dxa" w:w="1900"/>
+            <w:tcW w:type="dxa" w:w="1928"/>
             <w:tcBorders>
               <w:top w:val="single" w:color="D9D5C8" w:sz="4"/>
               <w:left w:val="single" w:color="D9D5C8" w:sz="4"/>
@@ -3392,7 +3392,7 @@
         </w:tc>
         <w:tc>
           <w:tcPr>
-            <w:tcW w:type="dxa" w:w="1900"/>
+            <w:tcW w:type="dxa" w:w="1928"/>
             <w:tcBorders>
               <w:top w:val="single" w:color="D9D5C8" w:sz="4"/>
               <w:left w:val="single" w:color="D9D5C8" w:sz="4"/>
@@ -3427,7 +3427,7 @@
         </w:tc>
         <w:tc>
           <w:tcPr>
-            <w:tcW w:type="dxa" w:w="1449"/>
+            <w:tcW w:type="dxa" w:w="1471"/>
             <w:tcBorders>
               <w:top w:val="single" w:color="D9D5C8" w:sz="4"/>
               <w:left w:val="single" w:color="D9D5C8" w:sz="4"/>
@@ -3462,7 +3462,7 @@
         </w:tc>
         <w:tc>
           <w:tcPr>
-            <w:tcW w:type="dxa" w:w="1500"/>
+            <w:tcW w:type="dxa" w:w="1522"/>
             <w:tcBorders>
               <w:top w:val="single" w:color="D9D5C8" w:sz="4"/>
               <w:left w:val="single" w:color="D9D5C8" w:sz="4"/>
@@ -3497,7 +3497,7 @@
         </w:tc>
         <w:tc>
           <w:tcPr>
-            <w:tcW w:type="dxa" w:w="1499"/>
+            <w:tcW w:type="dxa" w:w="1522"/>
             <w:tcBorders>
               <w:top w:val="single" w:color="D9D5C8" w:sz="4"/>
               <w:left w:val="single" w:color="D9D5C8" w:sz="4"/>
@@ -3554,7 +3554,7 @@
     </w:p>
     <w:tbl>
       <w:tblPr>
-        <w:tblW w:type="dxa" w:w="9648"/>
+        <w:tblW w:type="dxa" w:w="9792"/>
         <w:tblBorders>
           <w:top w:val="single" w:color="auto" w:sz="4"/>
           <w:left w:val="single" w:color="auto" w:sz="4"/>
@@ -3565,8 +3565,8 @@
         </w:tblBorders>
       </w:tblPr>
       <w:tblGrid>
-        <w:gridCol w:w="3200"/>
-        <w:gridCol w:w="6448"/>
+        <w:gridCol w:w="3248"/>
+        <w:gridCol w:w="6544"/>
       </w:tblGrid>
       <w:tr>
         <w:trPr>
@@ -3574,7 +3574,7 @@
         </w:trPr>
         <w:tc>
           <w:tcPr>
-            <w:tcW w:type="dxa" w:w="3200"/>
+            <w:tcW w:type="dxa" w:w="3248"/>
             <w:tcBorders>
               <w:top w:val="single" w:color="D9D5C8" w:sz="4"/>
               <w:left w:val="single" w:color="D9D5C8" w:sz="4"/>
@@ -3610,7 +3610,7 @@
         </w:tc>
         <w:tc>
           <w:tcPr>
-            <w:tcW w:type="dxa" w:w="6448"/>
+            <w:tcW w:type="dxa" w:w="6544"/>
             <w:tcBorders>
               <w:top w:val="single" w:color="D9D5C8" w:sz="4"/>
               <w:left w:val="single" w:color="D9D5C8" w:sz="4"/>
@@ -3648,7 +3648,7 @@
       <w:tr>
         <w:tc>
           <w:tcPr>
-            <w:tcW w:type="dxa" w:w="3200"/>
+            <w:tcW w:type="dxa" w:w="3248"/>
             <w:tcBorders>
               <w:top w:val="single" w:color="D9D5C8" w:sz="4"/>
               <w:left w:val="single" w:color="D9D5C8" w:sz="4"/>
@@ -3683,7 +3683,7 @@
         </w:tc>
         <w:tc>
           <w:tcPr>
-            <w:tcW w:type="dxa" w:w="6448"/>
+            <w:tcW w:type="dxa" w:w="6544"/>
             <w:tcBorders>
               <w:top w:val="single" w:color="D9D5C8" w:sz="4"/>
               <w:left w:val="single" w:color="D9D5C8" w:sz="4"/>
@@ -3720,7 +3720,7 @@
       <w:tr>
         <w:tc>
           <w:tcPr>
-            <w:tcW w:type="dxa" w:w="3200"/>
+            <w:tcW w:type="dxa" w:w="3248"/>
             <w:tcBorders>
               <w:top w:val="single" w:color="D9D5C8" w:sz="4"/>
               <w:left w:val="single" w:color="D9D5C8" w:sz="4"/>
@@ -3755,7 +3755,7 @@
         </w:tc>
         <w:tc>
           <w:tcPr>
-            <w:tcW w:type="dxa" w:w="6448"/>
+            <w:tcW w:type="dxa" w:w="6544"/>
             <w:tcBorders>
               <w:top w:val="single" w:color="D9D5C8" w:sz="4"/>
               <w:left w:val="single" w:color="D9D5C8" w:sz="4"/>
@@ -3792,7 +3792,7 @@
       <w:tr>
         <w:tc>
           <w:tcPr>
-            <w:tcW w:type="dxa" w:w="3200"/>
+            <w:tcW w:type="dxa" w:w="3248"/>
             <w:tcBorders>
               <w:top w:val="single" w:color="D9D5C8" w:sz="4"/>
               <w:left w:val="single" w:color="D9D5C8" w:sz="4"/>
@@ -3827,7 +3827,7 @@
         </w:tc>
         <w:tc>
           <w:tcPr>
-            <w:tcW w:type="dxa" w:w="6448"/>
+            <w:tcW w:type="dxa" w:w="6544"/>
             <w:tcBorders>
               <w:top w:val="single" w:color="D9D5C8" w:sz="4"/>
               <w:left w:val="single" w:color="D9D5C8" w:sz="4"/>
@@ -3864,7 +3864,7 @@
       <w:tr>
         <w:tc>
           <w:tcPr>
-            <w:tcW w:type="dxa" w:w="3200"/>
+            <w:tcW w:type="dxa" w:w="3248"/>
             <w:tcBorders>
               <w:top w:val="single" w:color="D9D5C8" w:sz="4"/>
               <w:left w:val="single" w:color="D9D5C8" w:sz="4"/>
@@ -3899,7 +3899,7 @@
         </w:tc>
         <w:tc>
           <w:tcPr>
-            <w:tcW w:type="dxa" w:w="6448"/>
+            <w:tcW w:type="dxa" w:w="6544"/>
             <w:tcBorders>
               <w:top w:val="single" w:color="D9D5C8" w:sz="4"/>
               <w:left w:val="single" w:color="D9D5C8" w:sz="4"/>
@@ -3994,7 +3994,7 @@
     </w:p>
     <w:tbl>
       <w:tblPr>
-        <w:tblW w:type="dxa" w:w="9648"/>
+        <w:tblW w:type="dxa" w:w="9792"/>
         <w:tblBorders>
           <w:top w:val="single" w:color="auto" w:sz="4"/>
           <w:left w:val="single" w:color="auto" w:sz="4"/>
@@ -4005,9 +4005,9 @@
         </w:tblBorders>
       </w:tblPr>
       <w:tblGrid>
-        <w:gridCol w:w="3300"/>
-        <w:gridCol w:w="900"/>
-        <w:gridCol w:w="5448"/>
+        <w:gridCol w:w="3349"/>
+        <w:gridCol w:w="913"/>
+        <w:gridCol w:w="5530"/>
       </w:tblGrid>
       <w:tr>
         <w:trPr>
@@ -4015,7 +4015,7 @@
         </w:trPr>
         <w:tc>
           <w:tcPr>
-            <w:tcW w:type="dxa" w:w="3300"/>
+            <w:tcW w:type="dxa" w:w="3349"/>
             <w:tcBorders>
               <w:top w:val="single" w:color="D9D5C8" w:sz="4"/>
               <w:left w:val="single" w:color="D9D5C8" w:sz="4"/>
@@ -4051,7 +4051,7 @@
         </w:tc>
         <w:tc>
           <w:tcPr>
-            <w:tcW w:type="dxa" w:w="900"/>
+            <w:tcW w:type="dxa" w:w="913"/>
             <w:tcBorders>
               <w:top w:val="single" w:color="D9D5C8" w:sz="4"/>
               <w:left w:val="single" w:color="D9D5C8" w:sz="4"/>
@@ -4087,7 +4087,7 @@
         </w:tc>
         <w:tc>
           <w:tcPr>
-            <w:tcW w:type="dxa" w:w="5448"/>
+            <w:tcW w:type="dxa" w:w="5530"/>
             <w:tcBorders>
               <w:top w:val="single" w:color="D9D5C8" w:sz="4"/>
               <w:left w:val="single" w:color="D9D5C8" w:sz="4"/>
@@ -4125,7 +4125,7 @@
       <w:tr>
         <w:tc>
           <w:tcPr>
-            <w:tcW w:type="dxa" w:w="3300"/>
+            <w:tcW w:type="dxa" w:w="3349"/>
             <w:tcBorders>
               <w:top w:val="single" w:color="D9D5C8" w:sz="4"/>
               <w:left w:val="single" w:color="D9D5C8" w:sz="4"/>
@@ -4160,7 +4160,7 @@
         </w:tc>
         <w:tc>
           <w:tcPr>
-            <w:tcW w:type="dxa" w:w="900"/>
+            <w:tcW w:type="dxa" w:w="913"/>
             <w:tcBorders>
               <w:top w:val="single" w:color="D9D5C8" w:sz="4"/>
               <w:left w:val="single" w:color="D9D5C8" w:sz="4"/>
@@ -4195,7 +4195,7 @@
         </w:tc>
         <w:tc>
           <w:tcPr>
-            <w:tcW w:type="dxa" w:w="5448"/>
+            <w:tcW w:type="dxa" w:w="5530"/>
             <w:tcBorders>
               <w:top w:val="single" w:color="D9D5C8" w:sz="4"/>
               <w:left w:val="single" w:color="D9D5C8" w:sz="4"/>
@@ -4232,7 +4232,7 @@
       <w:tr>
         <w:tc>
           <w:tcPr>
-            <w:tcW w:type="dxa" w:w="3300"/>
+            <w:tcW w:type="dxa" w:w="3349"/>
             <w:tcBorders>
               <w:top w:val="single" w:color="D9D5C8" w:sz="4"/>
               <w:left w:val="single" w:color="D9D5C8" w:sz="4"/>
@@ -4267,7 +4267,7 @@
         </w:tc>
         <w:tc>
           <w:tcPr>
-            <w:tcW w:type="dxa" w:w="900"/>
+            <w:tcW w:type="dxa" w:w="913"/>
             <w:tcBorders>
               <w:top w:val="single" w:color="D9D5C8" w:sz="4"/>
               <w:left w:val="single" w:color="D9D5C8" w:sz="4"/>
@@ -4302,7 +4302,7 @@
         </w:tc>
         <w:tc>
           <w:tcPr>
-            <w:tcW w:type="dxa" w:w="5448"/>
+            <w:tcW w:type="dxa" w:w="5530"/>
             <w:tcBorders>
               <w:top w:val="single" w:color="D9D5C8" w:sz="4"/>
               <w:left w:val="single" w:color="D9D5C8" w:sz="4"/>
@@ -4339,7 +4339,7 @@
       <w:tr>
         <w:tc>
           <w:tcPr>
-            <w:tcW w:type="dxa" w:w="3300"/>
+            <w:tcW w:type="dxa" w:w="3349"/>
             <w:tcBorders>
               <w:top w:val="single" w:color="D9D5C8" w:sz="4"/>
               <w:left w:val="single" w:color="D9D5C8" w:sz="4"/>
@@ -4374,7 +4374,7 @@
         </w:tc>
         <w:tc>
           <w:tcPr>
-            <w:tcW w:type="dxa" w:w="900"/>
+            <w:tcW w:type="dxa" w:w="913"/>
             <w:tcBorders>
               <w:top w:val="single" w:color="D9D5C8" w:sz="4"/>
               <w:left w:val="single" w:color="D9D5C8" w:sz="4"/>
@@ -4409,7 +4409,7 @@
         </w:tc>
         <w:tc>
           <w:tcPr>
-            <w:tcW w:type="dxa" w:w="5448"/>
+            <w:tcW w:type="dxa" w:w="5530"/>
             <w:tcBorders>
               <w:top w:val="single" w:color="D9D5C8" w:sz="4"/>
               <w:left w:val="single" w:color="D9D5C8" w:sz="4"/>
@@ -4446,7 +4446,7 @@
       <w:tr>
         <w:tc>
           <w:tcPr>
-            <w:tcW w:type="dxa" w:w="3300"/>
+            <w:tcW w:type="dxa" w:w="3349"/>
             <w:tcBorders>
               <w:top w:val="single" w:color="D9D5C8" w:sz="4"/>
               <w:left w:val="single" w:color="D9D5C8" w:sz="4"/>
@@ -4481,7 +4481,7 @@
         </w:tc>
         <w:tc>
           <w:tcPr>
-            <w:tcW w:type="dxa" w:w="900"/>
+            <w:tcW w:type="dxa" w:w="913"/>
             <w:tcBorders>
               <w:top w:val="single" w:color="D9D5C8" w:sz="4"/>
               <w:left w:val="single" w:color="D9D5C8" w:sz="4"/>
@@ -4516,7 +4516,7 @@
         </w:tc>
         <w:tc>
           <w:tcPr>
-            <w:tcW w:type="dxa" w:w="5448"/>
+            <w:tcW w:type="dxa" w:w="5530"/>
             <w:tcBorders>
               <w:top w:val="single" w:color="D9D5C8" w:sz="4"/>
               <w:left w:val="single" w:color="D9D5C8" w:sz="4"/>
@@ -4553,7 +4553,7 @@
       <w:tr>
         <w:tc>
           <w:tcPr>
-            <w:tcW w:type="dxa" w:w="3300"/>
+            <w:tcW w:type="dxa" w:w="3349"/>
             <w:tcBorders>
               <w:top w:val="single" w:color="D9D5C8" w:sz="4"/>
               <w:left w:val="single" w:color="D9D5C8" w:sz="4"/>
@@ -4588,7 +4588,7 @@
         </w:tc>
         <w:tc>
           <w:tcPr>
-            <w:tcW w:type="dxa" w:w="900"/>
+            <w:tcW w:type="dxa" w:w="913"/>
             <w:tcBorders>
               <w:top w:val="single" w:color="D9D5C8" w:sz="4"/>
               <w:left w:val="single" w:color="D9D5C8" w:sz="4"/>
@@ -4623,7 +4623,7 @@
         </w:tc>
         <w:tc>
           <w:tcPr>
-            <w:tcW w:type="dxa" w:w="5448"/>
+            <w:tcW w:type="dxa" w:w="5530"/>
             <w:tcBorders>
               <w:top w:val="single" w:color="D9D5C8" w:sz="4"/>
               <w:left w:val="single" w:color="D9D5C8" w:sz="4"/>
@@ -4660,7 +4660,7 @@
       <w:tr>
         <w:tc>
           <w:tcPr>
-            <w:tcW w:type="dxa" w:w="3300"/>
+            <w:tcW w:type="dxa" w:w="3349"/>
             <w:tcBorders>
               <w:top w:val="single" w:color="D9D5C8" w:sz="4"/>
               <w:left w:val="single" w:color="D9D5C8" w:sz="4"/>
@@ -4695,7 +4695,7 @@
         </w:tc>
         <w:tc>
           <w:tcPr>
-            <w:tcW w:type="dxa" w:w="900"/>
+            <w:tcW w:type="dxa" w:w="913"/>
             <w:tcBorders>
               <w:top w:val="single" w:color="D9D5C8" w:sz="4"/>
               <w:left w:val="single" w:color="D9D5C8" w:sz="4"/>
@@ -4730,7 +4730,7 @@
         </w:tc>
         <w:tc>
           <w:tcPr>
-            <w:tcW w:type="dxa" w:w="5448"/>
+            <w:tcW w:type="dxa" w:w="5530"/>
             <w:tcBorders>
               <w:top w:val="single" w:color="D9D5C8" w:sz="4"/>
               <w:left w:val="single" w:color="D9D5C8" w:sz="4"/>
@@ -4767,7 +4767,7 @@
       <w:tr>
         <w:tc>
           <w:tcPr>
-            <w:tcW w:type="dxa" w:w="3300"/>
+            <w:tcW w:type="dxa" w:w="3349"/>
             <w:tcBorders>
               <w:top w:val="single" w:color="D9D5C8" w:sz="4"/>
               <w:left w:val="single" w:color="D9D5C8" w:sz="4"/>
@@ -4802,7 +4802,7 @@
         </w:tc>
         <w:tc>
           <w:tcPr>
-            <w:tcW w:type="dxa" w:w="900"/>
+            <w:tcW w:type="dxa" w:w="913"/>
             <w:tcBorders>
               <w:top w:val="single" w:color="D9D5C8" w:sz="4"/>
               <w:left w:val="single" w:color="D9D5C8" w:sz="4"/>
@@ -4837,7 +4837,7 @@
         </w:tc>
         <w:tc>
           <w:tcPr>
-            <w:tcW w:type="dxa" w:w="5448"/>
+            <w:tcW w:type="dxa" w:w="5530"/>
             <w:tcBorders>
               <w:top w:val="single" w:color="D9D5C8" w:sz="4"/>
               <w:left w:val="single" w:color="D9D5C8" w:sz="4"/>
@@ -4874,7 +4874,7 @@
       <w:tr>
         <w:tc>
           <w:tcPr>
-            <w:tcW w:type="dxa" w:w="3300"/>
+            <w:tcW w:type="dxa" w:w="3349"/>
             <w:tcBorders>
               <w:top w:val="single" w:color="D9D5C8" w:sz="4"/>
               <w:left w:val="single" w:color="D9D5C8" w:sz="4"/>
@@ -4909,7 +4909,7 @@
         </w:tc>
         <w:tc>
           <w:tcPr>
-            <w:tcW w:type="dxa" w:w="900"/>
+            <w:tcW w:type="dxa" w:w="913"/>
             <w:tcBorders>
               <w:top w:val="single" w:color="D9D5C8" w:sz="4"/>
               <w:left w:val="single" w:color="D9D5C8" w:sz="4"/>
@@ -4944,7 +4944,7 @@
         </w:tc>
         <w:tc>
           <w:tcPr>
-            <w:tcW w:type="dxa" w:w="5448"/>
+            <w:tcW w:type="dxa" w:w="5530"/>
             <w:tcBorders>
               <w:top w:val="single" w:color="D9D5C8" w:sz="4"/>
               <w:left w:val="single" w:color="D9D5C8" w:sz="4"/>
@@ -4999,7 +4999,7 @@
     </w:p>
     <w:tbl>
       <w:tblPr>
-        <w:tblW w:type="dxa" w:w="9648"/>
+        <w:tblW w:type="dxa" w:w="9792"/>
         <w:tblBorders>
           <w:top w:val="single" w:color="auto" w:sz="4"/>
           <w:left w:val="single" w:color="auto" w:sz="4"/>
@@ -5010,12 +5010,12 @@
         </w:tblBorders>
       </w:tblPr>
       <w:tblGrid>
-        <w:gridCol w:w="9648"/>
+        <w:gridCol w:w="9792"/>
       </w:tblGrid>
       <w:tr>
         <w:tc>
           <w:tcPr>
-            <w:tcW w:type="dxa" w:w="9648"/>
+            <w:tcW w:type="dxa" w:w="9792"/>
             <w:tcBorders>
               <w:top w:val="single" w:color="D9D5C8" w:sz="4"/>
               <w:left w:val="single" w:color="D9D5C8" w:sz="4"/>
@@ -5150,7 +5150,7 @@
     </w:p>
     <w:tbl>
       <w:tblPr>
-        <w:tblW w:type="dxa" w:w="9648"/>
+        <w:tblW w:type="dxa" w:w="9792"/>
         <w:tblBorders>
           <w:top w:val="single" w:color="auto" w:sz="4"/>
           <w:left w:val="single" w:color="auto" w:sz="4"/>
@@ -5161,12 +5161,12 @@
         </w:tblBorders>
       </w:tblPr>
       <w:tblGrid>
-        <w:gridCol w:w="9648"/>
+        <w:gridCol w:w="9792"/>
       </w:tblGrid>
       <w:tr>
         <w:tc>
           <w:tcPr>
-            <w:tcW w:type="dxa" w:w="9648"/>
+            <w:tcW w:type="dxa" w:w="9792"/>
             <w:tcBorders>
               <w:top w:val="single" w:color="D9D5C8" w:sz="4"/>
               <w:left w:val="single" w:color="D9D5C8" w:sz="4"/>
@@ -5280,7 +5280,7 @@
     </w:p>
     <w:tbl>
       <w:tblPr>
-        <w:tblW w:type="dxa" w:w="9648"/>
+        <w:tblW w:type="dxa" w:w="9792"/>
         <w:tblBorders>
           <w:top w:val="single" w:color="auto" w:sz="4"/>
           <w:left w:val="single" w:color="auto" w:sz="4"/>
@@ -5291,10 +5291,10 @@
         </w:tblBorders>
       </w:tblPr>
       <w:tblGrid>
-        <w:gridCol w:w="2600"/>
-        <w:gridCol w:w="900"/>
-        <w:gridCol w:w="900"/>
-        <w:gridCol w:w="5248"/>
+        <w:gridCol w:w="2639"/>
+        <w:gridCol w:w="913"/>
+        <w:gridCol w:w="913"/>
+        <w:gridCol w:w="5327"/>
       </w:tblGrid>
       <w:tr>
         <w:trPr>
@@ -5302,7 +5302,7 @@
         </w:trPr>
         <w:tc>
           <w:tcPr>
-            <w:tcW w:type="dxa" w:w="2600"/>
+            <w:tcW w:type="dxa" w:w="2639"/>
             <w:tcBorders>
               <w:top w:val="single" w:color="D9D5C8" w:sz="4"/>
               <w:left w:val="single" w:color="D9D5C8" w:sz="4"/>
@@ -5338,7 +5338,7 @@
         </w:tc>
         <w:tc>
           <w:tcPr>
-            <w:tcW w:type="dxa" w:w="900"/>
+            <w:tcW w:type="dxa" w:w="913"/>
             <w:tcBorders>
               <w:top w:val="single" w:color="D9D5C8" w:sz="4"/>
               <w:left w:val="single" w:color="D9D5C8" w:sz="4"/>
@@ -5374,7 +5374,7 @@
         </w:tc>
         <w:tc>
           <w:tcPr>
-            <w:tcW w:type="dxa" w:w="900"/>
+            <w:tcW w:type="dxa" w:w="913"/>
             <w:tcBorders>
               <w:top w:val="single" w:color="D9D5C8" w:sz="4"/>
               <w:left w:val="single" w:color="D9D5C8" w:sz="4"/>
@@ -5410,7 +5410,7 @@
         </w:tc>
         <w:tc>
           <w:tcPr>
-            <w:tcW w:type="dxa" w:w="5248"/>
+            <w:tcW w:type="dxa" w:w="5327"/>
             <w:tcBorders>
               <w:top w:val="single" w:color="D9D5C8" w:sz="4"/>
               <w:left w:val="single" w:color="D9D5C8" w:sz="4"/>
@@ -5448,7 +5448,7 @@
       <w:tr>
         <w:tc>
           <w:tcPr>
-            <w:tcW w:type="dxa" w:w="2600"/>
+            <w:tcW w:type="dxa" w:w="2639"/>
             <w:tcBorders>
               <w:top w:val="single" w:color="D9D5C8" w:sz="4"/>
               <w:left w:val="single" w:color="D9D5C8" w:sz="4"/>
@@ -5483,7 +5483,7 @@
         </w:tc>
         <w:tc>
           <w:tcPr>
-            <w:tcW w:type="dxa" w:w="900"/>
+            <w:tcW w:type="dxa" w:w="913"/>
             <w:tcBorders>
               <w:top w:val="single" w:color="D9D5C8" w:sz="4"/>
               <w:left w:val="single" w:color="D9D5C8" w:sz="4"/>
@@ -5518,7 +5518,7 @@
         </w:tc>
         <w:tc>
           <w:tcPr>
-            <w:tcW w:type="dxa" w:w="900"/>
+            <w:tcW w:type="dxa" w:w="913"/>
             <w:tcBorders>
               <w:top w:val="single" w:color="D9D5C8" w:sz="4"/>
               <w:left w:val="single" w:color="D9D5C8" w:sz="4"/>
@@ -5553,7 +5553,7 @@
         </w:tc>
         <w:tc>
           <w:tcPr>
-            <w:tcW w:type="dxa" w:w="5248"/>
+            <w:tcW w:type="dxa" w:w="5327"/>
             <w:tcBorders>
               <w:top w:val="single" w:color="D9D5C8" w:sz="4"/>
               <w:left w:val="single" w:color="D9D5C8" w:sz="4"/>
@@ -5590,7 +5590,7 @@
       <w:tr>
         <w:tc>
           <w:tcPr>
-            <w:tcW w:type="dxa" w:w="2600"/>
+            <w:tcW w:type="dxa" w:w="2639"/>
             <w:tcBorders>
               <w:top w:val="single" w:color="D9D5C8" w:sz="4"/>
               <w:left w:val="single" w:color="D9D5C8" w:sz="4"/>
@@ -5625,7 +5625,7 @@
         </w:tc>
         <w:tc>
           <w:tcPr>
-            <w:tcW w:type="dxa" w:w="900"/>
+            <w:tcW w:type="dxa" w:w="913"/>
             <w:tcBorders>
               <w:top w:val="single" w:color="D9D5C8" w:sz="4"/>
               <w:left w:val="single" w:color="D9D5C8" w:sz="4"/>
@@ -5660,7 +5660,7 @@
         </w:tc>
         <w:tc>
           <w:tcPr>
-            <w:tcW w:type="dxa" w:w="900"/>
+            <w:tcW w:type="dxa" w:w="913"/>
             <w:tcBorders>
               <w:top w:val="single" w:color="D9D5C8" w:sz="4"/>
               <w:left w:val="single" w:color="D9D5C8" w:sz="4"/>
@@ -5695,7 +5695,7 @@
         </w:tc>
         <w:tc>
           <w:tcPr>
-            <w:tcW w:type="dxa" w:w="5248"/>
+            <w:tcW w:type="dxa" w:w="5327"/>
             <w:tcBorders>
               <w:top w:val="single" w:color="D9D5C8" w:sz="4"/>
               <w:left w:val="single" w:color="D9D5C8" w:sz="4"/>
@@ -5752,7 +5752,7 @@
     </w:p>
     <w:tbl>
       <w:tblPr>
-        <w:tblW w:type="dxa" w:w="9648"/>
+        <w:tblW w:type="dxa" w:w="9792"/>
         <w:tblBorders>
           <w:top w:val="single" w:color="auto" w:sz="4"/>
           <w:left w:val="single" w:color="auto" w:sz="4"/>
@@ -5763,10 +5763,10 @@
         </w:tblBorders>
       </w:tblPr>
       <w:tblGrid>
-        <w:gridCol w:w="2600"/>
-        <w:gridCol w:w="900"/>
-        <w:gridCol w:w="900"/>
-        <w:gridCol w:w="5248"/>
+        <w:gridCol w:w="2639"/>
+        <w:gridCol w:w="913"/>
+        <w:gridCol w:w="913"/>
+        <w:gridCol w:w="5327"/>
       </w:tblGrid>
       <w:tr>
         <w:trPr>
@@ -5774,7 +5774,7 @@
         </w:trPr>
         <w:tc>
           <w:tcPr>
-            <w:tcW w:type="dxa" w:w="2600"/>
+            <w:tcW w:type="dxa" w:w="2639"/>
             <w:tcBorders>
               <w:top w:val="single" w:color="D9D5C8" w:sz="4"/>
               <w:left w:val="single" w:color="D9D5C8" w:sz="4"/>
@@ -5810,7 +5810,7 @@
         </w:tc>
         <w:tc>
           <w:tcPr>
-            <w:tcW w:type="dxa" w:w="900"/>
+            <w:tcW w:type="dxa" w:w="913"/>
             <w:tcBorders>
               <w:top w:val="single" w:color="D9D5C8" w:sz="4"/>
               <w:left w:val="single" w:color="D9D5C8" w:sz="4"/>
@@ -5846,7 +5846,7 @@
         </w:tc>
         <w:tc>
           <w:tcPr>
-            <w:tcW w:type="dxa" w:w="900"/>
+            <w:tcW w:type="dxa" w:w="913"/>
             <w:tcBorders>
               <w:top w:val="single" w:color="D9D5C8" w:sz="4"/>
               <w:left w:val="single" w:color="D9D5C8" w:sz="4"/>
@@ -5882,7 +5882,7 @@
         </w:tc>
         <w:tc>
           <w:tcPr>
-            <w:tcW w:type="dxa" w:w="5248"/>
+            <w:tcW w:type="dxa" w:w="5327"/>
             <w:tcBorders>
               <w:top w:val="single" w:color="D9D5C8" w:sz="4"/>
               <w:left w:val="single" w:color="D9D5C8" w:sz="4"/>
@@ -5920,7 +5920,7 @@
       <w:tr>
         <w:tc>
           <w:tcPr>
-            <w:tcW w:type="dxa" w:w="2600"/>
+            <w:tcW w:type="dxa" w:w="2639"/>
             <w:tcBorders>
               <w:top w:val="single" w:color="D9D5C8" w:sz="4"/>
               <w:left w:val="single" w:color="D9D5C8" w:sz="4"/>
@@ -5955,7 +5955,7 @@
         </w:tc>
         <w:tc>
           <w:tcPr>
-            <w:tcW w:type="dxa" w:w="900"/>
+            <w:tcW w:type="dxa" w:w="913"/>
             <w:tcBorders>
               <w:top w:val="single" w:color="D9D5C8" w:sz="4"/>
               <w:left w:val="single" w:color="D9D5C8" w:sz="4"/>
@@ -5990,7 +5990,7 @@
         </w:tc>
         <w:tc>
           <w:tcPr>
-            <w:tcW w:type="dxa" w:w="900"/>
+            <w:tcW w:type="dxa" w:w="913"/>
             <w:tcBorders>
               <w:top w:val="single" w:color="D9D5C8" w:sz="4"/>
               <w:left w:val="single" w:color="D9D5C8" w:sz="4"/>
@@ -6025,7 +6025,7 @@
         </w:tc>
         <w:tc>
           <w:tcPr>
-            <w:tcW w:type="dxa" w:w="5248"/>
+            <w:tcW w:type="dxa" w:w="5327"/>
             <w:tcBorders>
               <w:top w:val="single" w:color="D9D5C8" w:sz="4"/>
               <w:left w:val="single" w:color="D9D5C8" w:sz="4"/>
@@ -6062,7 +6062,7 @@
       <w:tr>
         <w:tc>
           <w:tcPr>
-            <w:tcW w:type="dxa" w:w="2600"/>
+            <w:tcW w:type="dxa" w:w="2639"/>
             <w:tcBorders>
               <w:top w:val="single" w:color="D9D5C8" w:sz="4"/>
               <w:left w:val="single" w:color="D9D5C8" w:sz="4"/>
@@ -6097,7 +6097,7 @@
         </w:tc>
         <w:tc>
           <w:tcPr>
-            <w:tcW w:type="dxa" w:w="900"/>
+            <w:tcW w:type="dxa" w:w="913"/>
             <w:tcBorders>
               <w:top w:val="single" w:color="D9D5C8" w:sz="4"/>
               <w:left w:val="single" w:color="D9D5C8" w:sz="4"/>
@@ -6132,7 +6132,7 @@
         </w:tc>
         <w:tc>
           <w:tcPr>
-            <w:tcW w:type="dxa" w:w="900"/>
+            <w:tcW w:type="dxa" w:w="913"/>
             <w:tcBorders>
               <w:top w:val="single" w:color="D9D5C8" w:sz="4"/>
               <w:left w:val="single" w:color="D9D5C8" w:sz="4"/>
@@ -6167,7 +6167,7 @@
         </w:tc>
         <w:tc>
           <w:tcPr>
-            <w:tcW w:type="dxa" w:w="5248"/>
+            <w:tcW w:type="dxa" w:w="5327"/>
             <w:tcBorders>
               <w:top w:val="single" w:color="D9D5C8" w:sz="4"/>
               <w:left w:val="single" w:color="D9D5C8" w:sz="4"/>
@@ -6224,7 +6224,7 @@
     </w:p>
     <w:tbl>
       <w:tblPr>
-        <w:tblW w:type="dxa" w:w="9648"/>
+        <w:tblW w:type="dxa" w:w="9792"/>
         <w:tblBorders>
           <w:top w:val="single" w:color="auto" w:sz="4"/>
           <w:left w:val="single" w:color="auto" w:sz="4"/>
@@ -6235,10 +6235,10 @@
         </w:tblBorders>
       </w:tblPr>
       <w:tblGrid>
-        <w:gridCol w:w="2600"/>
-        <w:gridCol w:w="900"/>
-        <w:gridCol w:w="900"/>
-        <w:gridCol w:w="5248"/>
+        <w:gridCol w:w="2639"/>
+        <w:gridCol w:w="913"/>
+        <w:gridCol w:w="913"/>
+        <w:gridCol w:w="5327"/>
       </w:tblGrid>
       <w:tr>
         <w:trPr>
@@ -6246,7 +6246,7 @@
         </w:trPr>
         <w:tc>
           <w:tcPr>
-            <w:tcW w:type="dxa" w:w="2600"/>
+            <w:tcW w:type="dxa" w:w="2639"/>
             <w:tcBorders>
               <w:top w:val="single" w:color="D9D5C8" w:sz="4"/>
               <w:left w:val="single" w:color="D9D5C8" w:sz="4"/>
@@ -6282,7 +6282,7 @@
         </w:tc>
         <w:tc>
           <w:tcPr>
-            <w:tcW w:type="dxa" w:w="900"/>
+            <w:tcW w:type="dxa" w:w="913"/>
             <w:tcBorders>
               <w:top w:val="single" w:color="D9D5C8" w:sz="4"/>
               <w:left w:val="single" w:color="D9D5C8" w:sz="4"/>
@@ -6318,7 +6318,7 @@
         </w:tc>
         <w:tc>
           <w:tcPr>
-            <w:tcW w:type="dxa" w:w="900"/>
+            <w:tcW w:type="dxa" w:w="913"/>
             <w:tcBorders>
               <w:top w:val="single" w:color="D9D5C8" w:sz="4"/>
               <w:left w:val="single" w:color="D9D5C8" w:sz="4"/>
@@ -6354,7 +6354,7 @@
         </w:tc>
         <w:tc>
           <w:tcPr>
-            <w:tcW w:type="dxa" w:w="5248"/>
+            <w:tcW w:type="dxa" w:w="5327"/>
             <w:tcBorders>
               <w:top w:val="single" w:color="D9D5C8" w:sz="4"/>
               <w:left w:val="single" w:color="D9D5C8" w:sz="4"/>
@@ -6392,7 +6392,7 @@
       <w:tr>
         <w:tc>
           <w:tcPr>
-            <w:tcW w:type="dxa" w:w="2600"/>
+            <w:tcW w:type="dxa" w:w="2639"/>
             <w:tcBorders>
               <w:top w:val="single" w:color="D9D5C8" w:sz="4"/>
               <w:left w:val="single" w:color="D9D5C8" w:sz="4"/>
@@ -6427,7 +6427,7 @@
         </w:tc>
         <w:tc>
           <w:tcPr>
-            <w:tcW w:type="dxa" w:w="900"/>
+            <w:tcW w:type="dxa" w:w="913"/>
             <w:tcBorders>
               <w:top w:val="single" w:color="D9D5C8" w:sz="4"/>
               <w:left w:val="single" w:color="D9D5C8" w:sz="4"/>
@@ -6462,7 +6462,7 @@
         </w:tc>
         <w:tc>
           <w:tcPr>
-            <w:tcW w:type="dxa" w:w="900"/>
+            <w:tcW w:type="dxa" w:w="913"/>
             <w:tcBorders>
               <w:top w:val="single" w:color="D9D5C8" w:sz="4"/>
               <w:left w:val="single" w:color="D9D5C8" w:sz="4"/>
@@ -6497,7 +6497,7 @@
         </w:tc>
         <w:tc>
           <w:tcPr>
-            <w:tcW w:type="dxa" w:w="5248"/>
+            <w:tcW w:type="dxa" w:w="5327"/>
             <w:tcBorders>
               <w:top w:val="single" w:color="D9D5C8" w:sz="4"/>
               <w:left w:val="single" w:color="D9D5C8" w:sz="4"/>
@@ -6534,7 +6534,7 @@
       <w:tr>
         <w:tc>
           <w:tcPr>
-            <w:tcW w:type="dxa" w:w="2600"/>
+            <w:tcW w:type="dxa" w:w="2639"/>
             <w:tcBorders>
               <w:top w:val="single" w:color="D9D5C8" w:sz="4"/>
               <w:left w:val="single" w:color="D9D5C8" w:sz="4"/>
@@ -6569,7 +6569,7 @@
         </w:tc>
         <w:tc>
           <w:tcPr>
-            <w:tcW w:type="dxa" w:w="900"/>
+            <w:tcW w:type="dxa" w:w="913"/>
             <w:tcBorders>
               <w:top w:val="single" w:color="D9D5C8" w:sz="4"/>
               <w:left w:val="single" w:color="D9D5C8" w:sz="4"/>
@@ -6604,7 +6604,7 @@
         </w:tc>
         <w:tc>
           <w:tcPr>
-            <w:tcW w:type="dxa" w:w="900"/>
+            <w:tcW w:type="dxa" w:w="913"/>
             <w:tcBorders>
               <w:top w:val="single" w:color="D9D5C8" w:sz="4"/>
               <w:left w:val="single" w:color="D9D5C8" w:sz="4"/>
@@ -6639,7 +6639,7 @@
         </w:tc>
         <w:tc>
           <w:tcPr>
-            <w:tcW w:type="dxa" w:w="5248"/>
+            <w:tcW w:type="dxa" w:w="5327"/>
             <w:tcBorders>
               <w:top w:val="single" w:color="D9D5C8" w:sz="4"/>
               <w:left w:val="single" w:color="D9D5C8" w:sz="4"/>
@@ -6696,7 +6696,7 @@
     </w:p>
     <w:tbl>
       <w:tblPr>
-        <w:tblW w:type="dxa" w:w="9648"/>
+        <w:tblW w:type="dxa" w:w="9792"/>
         <w:tblBorders>
           <w:top w:val="single" w:color="auto" w:sz="4"/>
           <w:left w:val="single" w:color="auto" w:sz="4"/>
@@ -6707,10 +6707,10 @@
         </w:tblBorders>
       </w:tblPr>
       <w:tblGrid>
-        <w:gridCol w:w="2600"/>
-        <w:gridCol w:w="900"/>
-        <w:gridCol w:w="900"/>
-        <w:gridCol w:w="5248"/>
+        <w:gridCol w:w="2639"/>
+        <w:gridCol w:w="913"/>
+        <w:gridCol w:w="913"/>
+        <w:gridCol w:w="5327"/>
       </w:tblGrid>
       <w:tr>
         <w:trPr>
@@ -6718,7 +6718,7 @@
         </w:trPr>
         <w:tc>
           <w:tcPr>
-            <w:tcW w:type="dxa" w:w="2600"/>
+            <w:tcW w:type="dxa" w:w="2639"/>
             <w:tcBorders>
               <w:top w:val="single" w:color="D9D5C8" w:sz="4"/>
               <w:left w:val="single" w:color="D9D5C8" w:sz="4"/>
@@ -6754,7 +6754,7 @@
         </w:tc>
         <w:tc>
           <w:tcPr>
-            <w:tcW w:type="dxa" w:w="900"/>
+            <w:tcW w:type="dxa" w:w="913"/>
             <w:tcBorders>
               <w:top w:val="single" w:color="D9D5C8" w:sz="4"/>
               <w:left w:val="single" w:color="D9D5C8" w:sz="4"/>
@@ -6790,7 +6790,7 @@
         </w:tc>
         <w:tc>
           <w:tcPr>
-            <w:tcW w:type="dxa" w:w="900"/>
+            <w:tcW w:type="dxa" w:w="913"/>
             <w:tcBorders>
               <w:top w:val="single" w:color="D9D5C8" w:sz="4"/>
               <w:left w:val="single" w:color="D9D5C8" w:sz="4"/>
@@ -6826,7 +6826,7 @@
         </w:tc>
         <w:tc>
           <w:tcPr>
-            <w:tcW w:type="dxa" w:w="5248"/>
+            <w:tcW w:type="dxa" w:w="5327"/>
             <w:tcBorders>
               <w:top w:val="single" w:color="D9D5C8" w:sz="4"/>
               <w:left w:val="single" w:color="D9D5C8" w:sz="4"/>
@@ -6864,7 +6864,7 @@
       <w:tr>
         <w:tc>
           <w:tcPr>
-            <w:tcW w:type="dxa" w:w="2600"/>
+            <w:tcW w:type="dxa" w:w="2639"/>
             <w:tcBorders>
               <w:top w:val="single" w:color="D9D5C8" w:sz="4"/>
               <w:left w:val="single" w:color="D9D5C8" w:sz="4"/>
@@ -6899,7 +6899,7 @@
         </w:tc>
         <w:tc>
           <w:tcPr>
-            <w:tcW w:type="dxa" w:w="900"/>
+            <w:tcW w:type="dxa" w:w="913"/>
             <w:tcBorders>
               <w:top w:val="single" w:color="D9D5C8" w:sz="4"/>
               <w:left w:val="single" w:color="D9D5C8" w:sz="4"/>
@@ -6934,7 +6934,7 @@
         </w:tc>
         <w:tc>
           <w:tcPr>
-            <w:tcW w:type="dxa" w:w="900"/>
+            <w:tcW w:type="dxa" w:w="913"/>
             <w:tcBorders>
               <w:top w:val="single" w:color="D9D5C8" w:sz="4"/>
               <w:left w:val="single" w:color="D9D5C8" w:sz="4"/>
@@ -6969,7 +6969,7 @@
         </w:tc>
         <w:tc>
           <w:tcPr>
-            <w:tcW w:type="dxa" w:w="5248"/>
+            <w:tcW w:type="dxa" w:w="5327"/>
             <w:tcBorders>
               <w:top w:val="single" w:color="D9D5C8" w:sz="4"/>
               <w:left w:val="single" w:color="D9D5C8" w:sz="4"/>
@@ -7006,7 +7006,7 @@
       <w:tr>
         <w:tc>
           <w:tcPr>
-            <w:tcW w:type="dxa" w:w="2600"/>
+            <w:tcW w:type="dxa" w:w="2639"/>
             <w:tcBorders>
               <w:top w:val="single" w:color="D9D5C8" w:sz="4"/>
               <w:left w:val="single" w:color="D9D5C8" w:sz="4"/>
@@ -7041,7 +7041,7 @@
         </w:tc>
         <w:tc>
           <w:tcPr>
-            <w:tcW w:type="dxa" w:w="900"/>
+            <w:tcW w:type="dxa" w:w="913"/>
             <w:tcBorders>
               <w:top w:val="single" w:color="D9D5C8" w:sz="4"/>
               <w:left w:val="single" w:color="D9D5C8" w:sz="4"/>
@@ -7076,7 +7076,7 @@
         </w:tc>
         <w:tc>
           <w:tcPr>
-            <w:tcW w:type="dxa" w:w="900"/>
+            <w:tcW w:type="dxa" w:w="913"/>
             <w:tcBorders>
               <w:top w:val="single" w:color="D9D5C8" w:sz="4"/>
               <w:left w:val="single" w:color="D9D5C8" w:sz="4"/>
@@ -7111,7 +7111,7 @@
         </w:tc>
         <w:tc>
           <w:tcPr>
-            <w:tcW w:type="dxa" w:w="5248"/>
+            <w:tcW w:type="dxa" w:w="5327"/>
             <w:tcBorders>
               <w:top w:val="single" w:color="D9D5C8" w:sz="4"/>
               <w:left w:val="single" w:color="D9D5C8" w:sz="4"/>
@@ -7168,7 +7168,7 @@
     </w:p>
     <w:tbl>
       <w:tblPr>
-        <w:tblW w:type="dxa" w:w="9648"/>
+        <w:tblW w:type="dxa" w:w="9792"/>
         <w:tblBorders>
           <w:top w:val="single" w:color="auto" w:sz="4"/>
           <w:left w:val="single" w:color="auto" w:sz="4"/>
@@ -7179,10 +7179,10 @@
         </w:tblBorders>
       </w:tblPr>
       <w:tblGrid>
-        <w:gridCol w:w="2600"/>
-        <w:gridCol w:w="900"/>
-        <w:gridCol w:w="900"/>
-        <w:gridCol w:w="5248"/>
+        <w:gridCol w:w="2639"/>
+        <w:gridCol w:w="913"/>
+        <w:gridCol w:w="913"/>
+        <w:gridCol w:w="5327"/>
       </w:tblGrid>
       <w:tr>
         <w:trPr>
@@ -7190,7 +7190,7 @@
         </w:trPr>
         <w:tc>
           <w:tcPr>
-            <w:tcW w:type="dxa" w:w="2600"/>
+            <w:tcW w:type="dxa" w:w="2639"/>
             <w:tcBorders>
               <w:top w:val="single" w:color="D9D5C8" w:sz="4"/>
               <w:left w:val="single" w:color="D9D5C8" w:sz="4"/>
@@ -7226,7 +7226,7 @@
         </w:tc>
         <w:tc>
           <w:tcPr>
-            <w:tcW w:type="dxa" w:w="900"/>
+            <w:tcW w:type="dxa" w:w="913"/>
             <w:tcBorders>
               <w:top w:val="single" w:color="D9D5C8" w:sz="4"/>
               <w:left w:val="single" w:color="D9D5C8" w:sz="4"/>
@@ -7262,7 +7262,7 @@
         </w:tc>
         <w:tc>
           <w:tcPr>
-            <w:tcW w:type="dxa" w:w="900"/>
+            <w:tcW w:type="dxa" w:w="913"/>
             <w:tcBorders>
               <w:top w:val="single" w:color="D9D5C8" w:sz="4"/>
               <w:left w:val="single" w:color="D9D5C8" w:sz="4"/>
@@ -7298,7 +7298,7 @@
         </w:tc>
         <w:tc>
           <w:tcPr>
-            <w:tcW w:type="dxa" w:w="5248"/>
+            <w:tcW w:type="dxa" w:w="5327"/>
             <w:tcBorders>
               <w:top w:val="single" w:color="D9D5C8" w:sz="4"/>
               <w:left w:val="single" w:color="D9D5C8" w:sz="4"/>
@@ -7336,7 +7336,7 @@
       <w:tr>
         <w:tc>
           <w:tcPr>
-            <w:tcW w:type="dxa" w:w="2600"/>
+            <w:tcW w:type="dxa" w:w="2639"/>
             <w:tcBorders>
               <w:top w:val="single" w:color="D9D5C8" w:sz="4"/>
               <w:left w:val="single" w:color="D9D5C8" w:sz="4"/>
@@ -7371,7 +7371,7 @@
         </w:tc>
         <w:tc>
           <w:tcPr>
-            <w:tcW w:type="dxa" w:w="900"/>
+            <w:tcW w:type="dxa" w:w="913"/>
             <w:tcBorders>
               <w:top w:val="single" w:color="D9D5C8" w:sz="4"/>
               <w:left w:val="single" w:color="D9D5C8" w:sz="4"/>
@@ -7406,7 +7406,7 @@
         </w:tc>
         <w:tc>
           <w:tcPr>
-            <w:tcW w:type="dxa" w:w="900"/>
+            <w:tcW w:type="dxa" w:w="913"/>
             <w:tcBorders>
               <w:top w:val="single" w:color="D9D5C8" w:sz="4"/>
               <w:left w:val="single" w:color="D9D5C8" w:sz="4"/>
@@ -7441,7 +7441,7 @@
         </w:tc>
         <w:tc>
           <w:tcPr>
-            <w:tcW w:type="dxa" w:w="5248"/>
+            <w:tcW w:type="dxa" w:w="5327"/>
             <w:tcBorders>
               <w:top w:val="single" w:color="D9D5C8" w:sz="4"/>
               <w:left w:val="single" w:color="D9D5C8" w:sz="4"/>
@@ -7478,7 +7478,7 @@
       <w:tr>
         <w:tc>
           <w:tcPr>
-            <w:tcW w:type="dxa" w:w="2600"/>
+            <w:tcW w:type="dxa" w:w="2639"/>
             <w:tcBorders>
               <w:top w:val="single" w:color="D9D5C8" w:sz="4"/>
               <w:left w:val="single" w:color="D9D5C8" w:sz="4"/>
@@ -7513,7 +7513,7 @@
         </w:tc>
         <w:tc>
           <w:tcPr>
-            <w:tcW w:type="dxa" w:w="900"/>
+            <w:tcW w:type="dxa" w:w="913"/>
             <w:tcBorders>
               <w:top w:val="single" w:color="D9D5C8" w:sz="4"/>
               <w:left w:val="single" w:color="D9D5C8" w:sz="4"/>
@@ -7548,7 +7548,7 @@
         </w:tc>
         <w:tc>
           <w:tcPr>
-            <w:tcW w:type="dxa" w:w="900"/>
+            <w:tcW w:type="dxa" w:w="913"/>
             <w:tcBorders>
               <w:top w:val="single" w:color="D9D5C8" w:sz="4"/>
               <w:left w:val="single" w:color="D9D5C8" w:sz="4"/>
@@ -7583,7 +7583,7 @@
         </w:tc>
         <w:tc>
           <w:tcPr>
-            <w:tcW w:type="dxa" w:w="5248"/>
+            <w:tcW w:type="dxa" w:w="5327"/>
             <w:tcBorders>
               <w:top w:val="single" w:color="D9D5C8" w:sz="4"/>
               <w:left w:val="single" w:color="D9D5C8" w:sz="4"/>
@@ -7645,7 +7645,7 @@
     </w:p>
     <w:tbl>
       <w:tblPr>
-        <w:tblW w:type="dxa" w:w="9648"/>
+        <w:tblW w:type="dxa" w:w="9792"/>
         <w:tblBorders>
           <w:top w:val="single" w:color="auto" w:sz="4"/>
           <w:left w:val="single" w:color="auto" w:sz="4"/>
@@ -7656,8 +7656,8 @@
         </w:tblBorders>
       </w:tblPr>
       <w:tblGrid>
-        <w:gridCol w:w="2600"/>
-        <w:gridCol w:w="7048"/>
+        <w:gridCol w:w="2639"/>
+        <w:gridCol w:w="7153"/>
       </w:tblGrid>
       <w:tr>
         <w:trPr>
@@ -7665,7 +7665,7 @@
         </w:trPr>
         <w:tc>
           <w:tcPr>
-            <w:tcW w:type="dxa" w:w="2600"/>
+            <w:tcW w:type="dxa" w:w="2639"/>
             <w:tcBorders>
               <w:top w:val="single" w:color="D9D5C8" w:sz="4"/>
               <w:left w:val="single" w:color="D9D5C8" w:sz="4"/>
@@ -7701,7 +7701,7 @@
         </w:tc>
         <w:tc>
           <w:tcPr>
-            <w:tcW w:type="dxa" w:w="7048"/>
+            <w:tcW w:type="dxa" w:w="7153"/>
             <w:tcBorders>
               <w:top w:val="single" w:color="D9D5C8" w:sz="4"/>
               <w:left w:val="single" w:color="D9D5C8" w:sz="4"/>
@@ -7739,7 +7739,7 @@
       <w:tr>
         <w:tc>
           <w:tcPr>
-            <w:tcW w:type="dxa" w:w="2600"/>
+            <w:tcW w:type="dxa" w:w="2639"/>
             <w:tcBorders>
               <w:top w:val="single" w:color="D9D5C8" w:sz="4"/>
               <w:left w:val="single" w:color="D9D5C8" w:sz="4"/>
@@ -7774,7 +7774,7 @@
         </w:tc>
         <w:tc>
           <w:tcPr>
-            <w:tcW w:type="dxa" w:w="7048"/>
+            <w:tcW w:type="dxa" w:w="7153"/>
             <w:tcBorders>
               <w:top w:val="single" w:color="D9D5C8" w:sz="4"/>
               <w:left w:val="single" w:color="D9D5C8" w:sz="4"/>
@@ -7811,7 +7811,7 @@
       <w:tr>
         <w:tc>
           <w:tcPr>
-            <w:tcW w:type="dxa" w:w="2600"/>
+            <w:tcW w:type="dxa" w:w="2639"/>
             <w:tcBorders>
               <w:top w:val="single" w:color="D9D5C8" w:sz="4"/>
               <w:left w:val="single" w:color="D9D5C8" w:sz="4"/>
@@ -7846,7 +7846,7 @@
         </w:tc>
         <w:tc>
           <w:tcPr>
-            <w:tcW w:type="dxa" w:w="7048"/>
+            <w:tcW w:type="dxa" w:w="7153"/>
             <w:tcBorders>
               <w:top w:val="single" w:color="D9D5C8" w:sz="4"/>
               <w:left w:val="single" w:color="D9D5C8" w:sz="4"/>
@@ -7883,7 +7883,7 @@
       <w:tr>
         <w:tc>
           <w:tcPr>
-            <w:tcW w:type="dxa" w:w="2600"/>
+            <w:tcW w:type="dxa" w:w="2639"/>
             <w:tcBorders>
               <w:top w:val="single" w:color="D9D5C8" w:sz="4"/>
               <w:left w:val="single" w:color="D9D5C8" w:sz="4"/>
@@ -7918,7 +7918,7 @@
         </w:tc>
         <w:tc>
           <w:tcPr>
-            <w:tcW w:type="dxa" w:w="7048"/>
+            <w:tcW w:type="dxa" w:w="7153"/>
             <w:tcBorders>
               <w:top w:val="single" w:color="D9D5C8" w:sz="4"/>
               <w:left w:val="single" w:color="D9D5C8" w:sz="4"/>
@@ -8054,7 +8054,7 @@
     </w:p>
     <w:tbl>
       <w:tblPr>
-        <w:tblW w:type="dxa" w:w="9648"/>
+        <w:tblW w:type="dxa" w:w="9792"/>
         <w:tblBorders>
           <w:top w:val="single" w:color="auto" w:sz="4"/>
           <w:left w:val="single" w:color="auto" w:sz="4"/>
@@ -8065,12 +8065,12 @@
         </w:tblBorders>
       </w:tblPr>
       <w:tblGrid>
-        <w:gridCol w:w="9648"/>
+        <w:gridCol w:w="9792"/>
       </w:tblGrid>
       <w:tr>
         <w:tc>
           <w:tcPr>
-            <w:tcW w:type="dxa" w:w="9648"/>
+            <w:tcW w:type="dxa" w:w="9792"/>
             <w:tcBorders>
               <w:top w:val="single" w:color="D9D5C8" w:sz="4"/>
               <w:left w:val="single" w:color="D9D5C8" w:sz="4"/>
@@ -8126,7 +8126,7 @@
     </w:tbl>
     <w:tbl>
       <w:tblPr>
-        <w:tblW w:type="dxa" w:w="9648"/>
+        <w:tblW w:type="dxa" w:w="9792"/>
         <w:tblBorders>
           <w:top w:val="single" w:color="auto" w:sz="4"/>
           <w:left w:val="single" w:color="auto" w:sz="4"/>
@@ -8137,8 +8137,8 @@
         </w:tblBorders>
       </w:tblPr>
       <w:tblGrid>
-        <w:gridCol w:w="2600"/>
-        <w:gridCol w:w="7048"/>
+        <w:gridCol w:w="2639"/>
+        <w:gridCol w:w="7153"/>
       </w:tblGrid>
       <w:tr>
         <w:trPr>
@@ -8146,7 +8146,7 @@
         </w:trPr>
         <w:tc>
           <w:tcPr>
-            <w:tcW w:type="dxa" w:w="2600"/>
+            <w:tcW w:type="dxa" w:w="2639"/>
             <w:tcBorders>
               <w:top w:val="single" w:color="D9D5C8" w:sz="4"/>
               <w:left w:val="single" w:color="D9D5C8" w:sz="4"/>
@@ -8182,7 +8182,7 @@
         </w:tc>
         <w:tc>
           <w:tcPr>
-            <w:tcW w:type="dxa" w:w="7048"/>
+            <w:tcW w:type="dxa" w:w="7153"/>
             <w:tcBorders>
               <w:top w:val="single" w:color="D9D5C8" w:sz="4"/>
               <w:left w:val="single" w:color="D9D5C8" w:sz="4"/>
@@ -8223,41 +8223,41 @@
         </w:trPr>
         <w:tc>
           <w:tcPr>
-            <w:tcW w:type="dxa" w:w="2600"/>
-            <w:tcBorders>
-              <w:top w:val="single" w:color="D9D5C8" w:sz="4"/>
-              <w:left w:val="single" w:color="D9D5C8" w:sz="4"/>
-              <w:bottom w:val="single" w:color="D9D5C8" w:sz="4"/>
-              <w:right w:val="single" w:color="D9D5C8" w:sz="4"/>
-            </w:tcBorders>
-            <w:tcMar>
-              <w:top w:type="dxa" w:w="60"/>
-              <w:left w:type="dxa" w:w="110"/>
-              <w:bottom w:type="dxa" w:w="60"/>
-              <w:right w:type="dxa" w:w="110"/>
-            </w:tcMar>
-          </w:tcPr>
-          <w:p>
-            <w:pPr>
-              <w:spacing w:after="0"/>
-            </w:pPr>
-            <w:r>
-              <w:rPr>
-                <w:b w:val="false"/>
-                <w:bCs w:val="false"/>
-                <w:i w:val="false"/>
-                <w:iCs w:val="false"/>
-                <w:color w:val="1A1A1A"/>
-                <w:sz w:val="20"/>
-                <w:szCs w:val="20"/>
-                <w:rFonts w:ascii="Calibri" w:cs="Calibri" w:eastAsia="Calibri" w:hAnsi="Calibri"/>
-              </w:rPr>
-            </w:r>
-          </w:p>
-        </w:tc>
-        <w:tc>
-          <w:tcPr>
-            <w:tcW w:type="dxa" w:w="7048"/>
+            <w:tcW w:type="dxa" w:w="2639"/>
+            <w:tcBorders>
+              <w:top w:val="single" w:color="D9D5C8" w:sz="4"/>
+              <w:left w:val="single" w:color="D9D5C8" w:sz="4"/>
+              <w:bottom w:val="single" w:color="D9D5C8" w:sz="4"/>
+              <w:right w:val="single" w:color="D9D5C8" w:sz="4"/>
+            </w:tcBorders>
+            <w:tcMar>
+              <w:top w:type="dxa" w:w="60"/>
+              <w:left w:type="dxa" w:w="110"/>
+              <w:bottom w:type="dxa" w:w="60"/>
+              <w:right w:type="dxa" w:w="110"/>
+            </w:tcMar>
+          </w:tcPr>
+          <w:p>
+            <w:pPr>
+              <w:spacing w:after="0"/>
+            </w:pPr>
+            <w:r>
+              <w:rPr>
+                <w:b w:val="false"/>
+                <w:bCs w:val="false"/>
+                <w:i w:val="false"/>
+                <w:iCs w:val="false"/>
+                <w:color w:val="1A1A1A"/>
+                <w:sz w:val="20"/>
+                <w:szCs w:val="20"/>
+                <w:rFonts w:ascii="Calibri" w:cs="Calibri" w:eastAsia="Calibri" w:hAnsi="Calibri"/>
+              </w:rPr>
+            </w:r>
+          </w:p>
+        </w:tc>
+        <w:tc>
+          <w:tcPr>
+            <w:tcW w:type="dxa" w:w="7153"/>
             <w:tcBorders>
               <w:top w:val="single" w:color="D9D5C8" w:sz="4"/>
               <w:left w:val="single" w:color="D9D5C8" w:sz="4"/>
@@ -8296,41 +8296,41 @@
         </w:trPr>
         <w:tc>
           <w:tcPr>
-            <w:tcW w:type="dxa" w:w="2600"/>
-            <w:tcBorders>
-              <w:top w:val="single" w:color="D9D5C8" w:sz="4"/>
-              <w:left w:val="single" w:color="D9D5C8" w:sz="4"/>
-              <w:bottom w:val="single" w:color="D9D5C8" w:sz="4"/>
-              <w:right w:val="single" w:color="D9D5C8" w:sz="4"/>
-            </w:tcBorders>
-            <w:tcMar>
-              <w:top w:type="dxa" w:w="60"/>
-              <w:left w:type="dxa" w:w="110"/>
-              <w:bottom w:type="dxa" w:w="60"/>
-              <w:right w:type="dxa" w:w="110"/>
-            </w:tcMar>
-          </w:tcPr>
-          <w:p>
-            <w:pPr>
-              <w:spacing w:after="0"/>
-            </w:pPr>
-            <w:r>
-              <w:rPr>
-                <w:b w:val="false"/>
-                <w:bCs w:val="false"/>
-                <w:i w:val="false"/>
-                <w:iCs w:val="false"/>
-                <w:color w:val="1A1A1A"/>
-                <w:sz w:val="20"/>
-                <w:szCs w:val="20"/>
-                <w:rFonts w:ascii="Calibri" w:cs="Calibri" w:eastAsia="Calibri" w:hAnsi="Calibri"/>
-              </w:rPr>
-            </w:r>
-          </w:p>
-        </w:tc>
-        <w:tc>
-          <w:tcPr>
-            <w:tcW w:type="dxa" w:w="7048"/>
+            <w:tcW w:type="dxa" w:w="2639"/>
+            <w:tcBorders>
+              <w:top w:val="single" w:color="D9D5C8" w:sz="4"/>
+              <w:left w:val="single" w:color="D9D5C8" w:sz="4"/>
+              <w:bottom w:val="single" w:color="D9D5C8" w:sz="4"/>
+              <w:right w:val="single" w:color="D9D5C8" w:sz="4"/>
+            </w:tcBorders>
+            <w:tcMar>
+              <w:top w:type="dxa" w:w="60"/>
+              <w:left w:type="dxa" w:w="110"/>
+              <w:bottom w:type="dxa" w:w="60"/>
+              <w:right w:type="dxa" w:w="110"/>
+            </w:tcMar>
+          </w:tcPr>
+          <w:p>
+            <w:pPr>
+              <w:spacing w:after="0"/>
+            </w:pPr>
+            <w:r>
+              <w:rPr>
+                <w:b w:val="false"/>
+                <w:bCs w:val="false"/>
+                <w:i w:val="false"/>
+                <w:iCs w:val="false"/>
+                <w:color w:val="1A1A1A"/>
+                <w:sz w:val="20"/>
+                <w:szCs w:val="20"/>
+                <w:rFonts w:ascii="Calibri" w:cs="Calibri" w:eastAsia="Calibri" w:hAnsi="Calibri"/>
+              </w:rPr>
+            </w:r>
+          </w:p>
+        </w:tc>
+        <w:tc>
+          <w:tcPr>
+            <w:tcW w:type="dxa" w:w="7153"/>
             <w:tcBorders>
               <w:top w:val="single" w:color="D9D5C8" w:sz="4"/>
               <w:left w:val="single" w:color="D9D5C8" w:sz="4"/>
@@ -8369,41 +8369,41 @@
         </w:trPr>
         <w:tc>
           <w:tcPr>
-            <w:tcW w:type="dxa" w:w="2600"/>
-            <w:tcBorders>
-              <w:top w:val="single" w:color="D9D5C8" w:sz="4"/>
-              <w:left w:val="single" w:color="D9D5C8" w:sz="4"/>
-              <w:bottom w:val="single" w:color="D9D5C8" w:sz="4"/>
-              <w:right w:val="single" w:color="D9D5C8" w:sz="4"/>
-            </w:tcBorders>
-            <w:tcMar>
-              <w:top w:type="dxa" w:w="60"/>
-              <w:left w:type="dxa" w:w="110"/>
-              <w:bottom w:type="dxa" w:w="60"/>
-              <w:right w:type="dxa" w:w="110"/>
-            </w:tcMar>
-          </w:tcPr>
-          <w:p>
-            <w:pPr>
-              <w:spacing w:after="0"/>
-            </w:pPr>
-            <w:r>
-              <w:rPr>
-                <w:b w:val="false"/>
-                <w:bCs w:val="false"/>
-                <w:i w:val="false"/>
-                <w:iCs w:val="false"/>
-                <w:color w:val="1A1A1A"/>
-                <w:sz w:val="20"/>
-                <w:szCs w:val="20"/>
-                <w:rFonts w:ascii="Calibri" w:cs="Calibri" w:eastAsia="Calibri" w:hAnsi="Calibri"/>
-              </w:rPr>
-            </w:r>
-          </w:p>
-        </w:tc>
-        <w:tc>
-          <w:tcPr>
-            <w:tcW w:type="dxa" w:w="7048"/>
+            <w:tcW w:type="dxa" w:w="2639"/>
+            <w:tcBorders>
+              <w:top w:val="single" w:color="D9D5C8" w:sz="4"/>
+              <w:left w:val="single" w:color="D9D5C8" w:sz="4"/>
+              <w:bottom w:val="single" w:color="D9D5C8" w:sz="4"/>
+              <w:right w:val="single" w:color="D9D5C8" w:sz="4"/>
+            </w:tcBorders>
+            <w:tcMar>
+              <w:top w:type="dxa" w:w="60"/>
+              <w:left w:type="dxa" w:w="110"/>
+              <w:bottom w:type="dxa" w:w="60"/>
+              <w:right w:type="dxa" w:w="110"/>
+            </w:tcMar>
+          </w:tcPr>
+          <w:p>
+            <w:pPr>
+              <w:spacing w:after="0"/>
+            </w:pPr>
+            <w:r>
+              <w:rPr>
+                <w:b w:val="false"/>
+                <w:bCs w:val="false"/>
+                <w:i w:val="false"/>
+                <w:iCs w:val="false"/>
+                <w:color w:val="1A1A1A"/>
+                <w:sz w:val="20"/>
+                <w:szCs w:val="20"/>
+                <w:rFonts w:ascii="Calibri" w:cs="Calibri" w:eastAsia="Calibri" w:hAnsi="Calibri"/>
+              </w:rPr>
+            </w:r>
+          </w:p>
+        </w:tc>
+        <w:tc>
+          <w:tcPr>
+            <w:tcW w:type="dxa" w:w="7153"/>
             <w:tcBorders>
               <w:top w:val="single" w:color="D9D5C8" w:sz="4"/>
               <w:left w:val="single" w:color="D9D5C8" w:sz="4"/>
@@ -8442,41 +8442,41 @@
         </w:trPr>
         <w:tc>
           <w:tcPr>
-            <w:tcW w:type="dxa" w:w="2600"/>
-            <w:tcBorders>
-              <w:top w:val="single" w:color="D9D5C8" w:sz="4"/>
-              <w:left w:val="single" w:color="D9D5C8" w:sz="4"/>
-              <w:bottom w:val="single" w:color="D9D5C8" w:sz="4"/>
-              <w:right w:val="single" w:color="D9D5C8" w:sz="4"/>
-            </w:tcBorders>
-            <w:tcMar>
-              <w:top w:type="dxa" w:w="60"/>
-              <w:left w:type="dxa" w:w="110"/>
-              <w:bottom w:type="dxa" w:w="60"/>
-              <w:right w:type="dxa" w:w="110"/>
-            </w:tcMar>
-          </w:tcPr>
-          <w:p>
-            <w:pPr>
-              <w:spacing w:after="0"/>
-            </w:pPr>
-            <w:r>
-              <w:rPr>
-                <w:b w:val="false"/>
-                <w:bCs w:val="false"/>
-                <w:i w:val="false"/>
-                <w:iCs w:val="false"/>
-                <w:color w:val="1A1A1A"/>
-                <w:sz w:val="20"/>
-                <w:szCs w:val="20"/>
-                <w:rFonts w:ascii="Calibri" w:cs="Calibri" w:eastAsia="Calibri" w:hAnsi="Calibri"/>
-              </w:rPr>
-            </w:r>
-          </w:p>
-        </w:tc>
-        <w:tc>
-          <w:tcPr>
-            <w:tcW w:type="dxa" w:w="7048"/>
+            <w:tcW w:type="dxa" w:w="2639"/>
+            <w:tcBorders>
+              <w:top w:val="single" w:color="D9D5C8" w:sz="4"/>
+              <w:left w:val="single" w:color="D9D5C8" w:sz="4"/>
+              <w:bottom w:val="single" w:color="D9D5C8" w:sz="4"/>
+              <w:right w:val="single" w:color="D9D5C8" w:sz="4"/>
+            </w:tcBorders>
+            <w:tcMar>
+              <w:top w:type="dxa" w:w="60"/>
+              <w:left w:type="dxa" w:w="110"/>
+              <w:bottom w:type="dxa" w:w="60"/>
+              <w:right w:type="dxa" w:w="110"/>
+            </w:tcMar>
+          </w:tcPr>
+          <w:p>
+            <w:pPr>
+              <w:spacing w:after="0"/>
+            </w:pPr>
+            <w:r>
+              <w:rPr>
+                <w:b w:val="false"/>
+                <w:bCs w:val="false"/>
+                <w:i w:val="false"/>
+                <w:iCs w:val="false"/>
+                <w:color w:val="1A1A1A"/>
+                <w:sz w:val="20"/>
+                <w:szCs w:val="20"/>
+                <w:rFonts w:ascii="Calibri" w:cs="Calibri" w:eastAsia="Calibri" w:hAnsi="Calibri"/>
+              </w:rPr>
+            </w:r>
+          </w:p>
+        </w:tc>
+        <w:tc>
+          <w:tcPr>
+            <w:tcW w:type="dxa" w:w="7153"/>
             <w:tcBorders>
               <w:top w:val="single" w:color="D9D5C8" w:sz="4"/>
               <w:left w:val="single" w:color="D9D5C8" w:sz="4"/>
@@ -8530,7 +8530,7 @@
     </w:p>
     <w:tbl>
       <w:tblPr>
-        <w:tblW w:type="dxa" w:w="9648"/>
+        <w:tblW w:type="dxa" w:w="9792"/>
         <w:tblBorders>
           <w:top w:val="single" w:color="auto" w:sz="4"/>
           <w:left w:val="single" w:color="auto" w:sz="4"/>
@@ -8541,12 +8541,12 @@
         </w:tblBorders>
       </w:tblPr>
       <w:tblGrid>
-        <w:gridCol w:w="9648"/>
+        <w:gridCol w:w="9792"/>
       </w:tblGrid>
       <w:tr>
         <w:tc>
           <w:tcPr>
-            <w:tcW w:type="dxa" w:w="9648"/>
+            <w:tcW w:type="dxa" w:w="9792"/>
             <w:tcBorders>
               <w:top w:val="single" w:color="D9D5C8" w:sz="4"/>
               <w:left w:val="single" w:color="D9D5C8" w:sz="4"/>
@@ -8587,7 +8587,7 @@
         </w:trPr>
         <w:tc>
           <w:tcPr>
-            <w:tcW w:type="dxa" w:w="9648"/>
+            <w:tcW w:type="dxa" w:w="9792"/>
             <w:tcBorders>
               <w:top w:val="single" w:color="D9D5C8" w:sz="4"/>
               <w:left w:val="single" w:color="D9D5C8" w:sz="4"/>
@@ -8623,7 +8623,7 @@
     </w:tbl>
     <w:tbl>
       <w:tblPr>
-        <w:tblW w:type="dxa" w:w="9648"/>
+        <w:tblW w:type="dxa" w:w="9792"/>
         <w:tblBorders>
           <w:top w:val="single" w:color="auto" w:sz="4"/>
           <w:left w:val="single" w:color="auto" w:sz="4"/>
@@ -8634,12 +8634,12 @@
         </w:tblBorders>
       </w:tblPr>
       <w:tblGrid>
-        <w:gridCol w:w="9648"/>
+        <w:gridCol w:w="9792"/>
       </w:tblGrid>
       <w:tr>
         <w:tc>
           <w:tcPr>
-            <w:tcW w:type="dxa" w:w="9648"/>
+            <w:tcW w:type="dxa" w:w="9792"/>
             <w:tcBorders>
               <w:top w:val="single" w:color="D9D5C8" w:sz="4"/>
               <w:left w:val="single" w:color="D9D5C8" w:sz="4"/>
@@ -8680,7 +8680,7 @@
         </w:trPr>
         <w:tc>
           <w:tcPr>
-            <w:tcW w:type="dxa" w:w="9648"/>
+            <w:tcW w:type="dxa" w:w="9792"/>
             <w:tcBorders>
               <w:top w:val="single" w:color="D9D5C8" w:sz="4"/>
               <w:left w:val="single" w:color="D9D5C8" w:sz="4"/>
@@ -8719,7 +8719,7 @@
         </w:trPr>
         <w:tc>
           <w:tcPr>
-            <w:tcW w:type="dxa" w:w="9648"/>
+            <w:tcW w:type="dxa" w:w="9792"/>
             <w:tcBorders>
               <w:top w:val="single" w:color="D9D5C8" w:sz="4"/>
               <w:left w:val="single" w:color="D9D5C8" w:sz="4"/>
@@ -8755,7 +8755,7 @@
     </w:tbl>
     <w:tbl>
       <w:tblPr>
-        <w:tblW w:type="dxa" w:w="9648"/>
+        <w:tblW w:type="dxa" w:w="9792"/>
         <w:tblBorders>
           <w:top w:val="single" w:color="auto" w:sz="4"/>
           <w:left w:val="single" w:color="auto" w:sz="4"/>
@@ -8766,12 +8766,12 @@
         </w:tblBorders>
       </w:tblPr>
       <w:tblGrid>
-        <w:gridCol w:w="9648"/>
+        <w:gridCol w:w="9792"/>
       </w:tblGrid>
       <w:tr>
         <w:tc>
           <w:tcPr>
-            <w:tcW w:type="dxa" w:w="9648"/>
+            <w:tcW w:type="dxa" w:w="9792"/>
             <w:tcBorders>
               <w:top w:val="single" w:color="D9D5C8" w:sz="4"/>
               <w:left w:val="single" w:color="D9D5C8" w:sz="4"/>
@@ -8812,7 +8812,7 @@
         </w:trPr>
         <w:tc>
           <w:tcPr>
-            <w:tcW w:type="dxa" w:w="9648"/>
+            <w:tcW w:type="dxa" w:w="9792"/>
             <w:tcBorders>
               <w:top w:val="single" w:color="D9D5C8" w:sz="4"/>
               <w:left w:val="single" w:color="D9D5C8" w:sz="4"/>
@@ -8891,7 +8891,7 @@
     </w:p>
     <w:tbl>
       <w:tblPr>
-        <w:tblW w:type="dxa" w:w="9648"/>
+        <w:tblW w:type="dxa" w:w="9792"/>
         <w:tblBorders>
           <w:top w:val="single" w:color="auto" w:sz="4"/>
           <w:left w:val="single" w:color="auto" w:sz="4"/>
@@ -8902,12 +8902,12 @@
         </w:tblBorders>
       </w:tblPr>
       <w:tblGrid>
-        <w:gridCol w:w="9648"/>
+        <w:gridCol w:w="9792"/>
       </w:tblGrid>
       <w:tr>
         <w:tc>
           <w:tcPr>
-            <w:tcW w:type="dxa" w:w="9648"/>
+            <w:tcW w:type="dxa" w:w="9792"/>
             <w:tcBorders>
               <w:top w:val="single" w:color="D9D5C8" w:sz="4"/>
               <w:left w:val="single" w:color="D9D5C8" w:sz="4"/>
@@ -8963,7 +8963,7 @@
     </w:tbl>
     <w:tbl>
       <w:tblPr>
-        <w:tblW w:type="dxa" w:w="9648"/>
+        <w:tblW w:type="dxa" w:w="9792"/>
         <w:tblBorders>
           <w:top w:val="single" w:color="auto" w:sz="4"/>
           <w:left w:val="single" w:color="auto" w:sz="4"/>
@@ -8974,12 +8974,12 @@
         </w:tblBorders>
       </w:tblPr>
       <w:tblGrid>
-        <w:gridCol w:w="9648"/>
+        <w:gridCol w:w="9792"/>
       </w:tblGrid>
       <w:tr>
         <w:tc>
           <w:tcPr>
-            <w:tcW w:type="dxa" w:w="9648"/>
+            <w:tcW w:type="dxa" w:w="9792"/>
             <w:tcBorders>
               <w:top w:val="single" w:color="D9D5C8" w:sz="4"/>
               <w:left w:val="single" w:color="D9D5C8" w:sz="4"/>
@@ -9048,7 +9048,7 @@
     </w:p>
     <w:tbl>
       <w:tblPr>
-        <w:tblW w:type="dxa" w:w="9648"/>
+        <w:tblW w:type="dxa" w:w="9792"/>
         <w:tblBorders>
           <w:top w:val="single" w:color="auto" w:sz="4"/>
           <w:left w:val="single" w:color="auto" w:sz="4"/>
@@ -9059,8 +9059,8 @@
         </w:tblBorders>
       </w:tblPr>
       <w:tblGrid>
-        <w:gridCol w:w="4824"/>
-        <w:gridCol w:w="4824"/>
+        <w:gridCol w:w="4896"/>
+        <w:gridCol w:w="4896"/>
       </w:tblGrid>
       <w:tr>
         <w:trPr>
@@ -9068,7 +9068,7 @@
         </w:trPr>
         <w:tc>
           <w:tcPr>
-            <w:tcW w:type="dxa" w:w="4824"/>
+            <w:tcW w:type="dxa" w:w="4896"/>
             <w:tcBorders>
               <w:top w:val="single" w:color="D9D5C8" w:sz="4"/>
               <w:left w:val="single" w:color="D9D5C8" w:sz="4"/>
@@ -9104,7 +9104,7 @@
         </w:tc>
         <w:tc>
           <w:tcPr>
-            <w:tcW w:type="dxa" w:w="4824"/>
+            <w:tcW w:type="dxa" w:w="4896"/>
             <w:tcBorders>
               <w:top w:val="single" w:color="D9D5C8" w:sz="4"/>
               <w:left w:val="single" w:color="D9D5C8" w:sz="4"/>
@@ -9145,41 +9145,41 @@
         </w:trPr>
         <w:tc>
           <w:tcPr>
-            <w:tcW w:type="dxa" w:w="4824"/>
-            <w:tcBorders>
-              <w:top w:val="single" w:color="D9D5C8" w:sz="4"/>
-              <w:left w:val="single" w:color="D9D5C8" w:sz="4"/>
-              <w:bottom w:val="single" w:color="D9D5C8" w:sz="4"/>
-              <w:right w:val="single" w:color="D9D5C8" w:sz="4"/>
-            </w:tcBorders>
-            <w:tcMar>
-              <w:top w:type="dxa" w:w="60"/>
-              <w:left w:type="dxa" w:w="110"/>
-              <w:bottom w:type="dxa" w:w="60"/>
-              <w:right w:type="dxa" w:w="110"/>
-            </w:tcMar>
-          </w:tcPr>
-          <w:p>
-            <w:pPr>
-              <w:spacing w:after="0"/>
-            </w:pPr>
-            <w:r>
-              <w:rPr>
-                <w:b w:val="false"/>
-                <w:bCs w:val="false"/>
-                <w:i w:val="false"/>
-                <w:iCs w:val="false"/>
-                <w:color w:val="1A1A1A"/>
-                <w:sz w:val="20"/>
-                <w:szCs w:val="20"/>
-                <w:rFonts w:ascii="Calibri" w:cs="Calibri" w:eastAsia="Calibri" w:hAnsi="Calibri"/>
-              </w:rPr>
-            </w:r>
-          </w:p>
-        </w:tc>
-        <w:tc>
-          <w:tcPr>
-            <w:tcW w:type="dxa" w:w="4824"/>
+            <w:tcW w:type="dxa" w:w="4896"/>
+            <w:tcBorders>
+              <w:top w:val="single" w:color="D9D5C8" w:sz="4"/>
+              <w:left w:val="single" w:color="D9D5C8" w:sz="4"/>
+              <w:bottom w:val="single" w:color="D9D5C8" w:sz="4"/>
+              <w:right w:val="single" w:color="D9D5C8" w:sz="4"/>
+            </w:tcBorders>
+            <w:tcMar>
+              <w:top w:type="dxa" w:w="60"/>
+              <w:left w:type="dxa" w:w="110"/>
+              <w:bottom w:type="dxa" w:w="60"/>
+              <w:right w:type="dxa" w:w="110"/>
+            </w:tcMar>
+          </w:tcPr>
+          <w:p>
+            <w:pPr>
+              <w:spacing w:after="0"/>
+            </w:pPr>
+            <w:r>
+              <w:rPr>
+                <w:b w:val="false"/>
+                <w:bCs w:val="false"/>
+                <w:i w:val="false"/>
+                <w:iCs w:val="false"/>
+                <w:color w:val="1A1A1A"/>
+                <w:sz w:val="20"/>
+                <w:szCs w:val="20"/>
+                <w:rFonts w:ascii="Calibri" w:cs="Calibri" w:eastAsia="Calibri" w:hAnsi="Calibri"/>
+              </w:rPr>
+            </w:r>
+          </w:p>
+        </w:tc>
+        <w:tc>
+          <w:tcPr>
+            <w:tcW w:type="dxa" w:w="4896"/>
             <w:tcBorders>
               <w:top w:val="single" w:color="D9D5C8" w:sz="4"/>
               <w:left w:val="single" w:color="D9D5C8" w:sz="4"/>
@@ -9218,7 +9218,7 @@
         </w:trPr>
         <w:tc>
           <w:tcPr>
-            <w:tcW w:type="dxa" w:w="4824"/>
+            <w:tcW w:type="dxa" w:w="4896"/>
             <w:tcBorders>
               <w:top w:val="single" w:color="D9D5C8" w:sz="4"/>
               <w:left w:val="single" w:color="D9D5C8" w:sz="4"/>
@@ -9253,7 +9253,7 @@
         </w:tc>
         <w:tc>
           <w:tcPr>
-            <w:tcW w:type="dxa" w:w="4824"/>
+            <w:tcW w:type="dxa" w:w="4896"/>
             <w:tcBorders>
               <w:top w:val="single" w:color="D9D5C8" w:sz="4"/>
               <w:left w:val="single" w:color="D9D5C8" w:sz="4"/>
@@ -9293,41 +9293,41 @@
         </w:trPr>
         <w:tc>
           <w:tcPr>
-            <w:tcW w:type="dxa" w:w="4824"/>
-            <w:tcBorders>
-              <w:top w:val="single" w:color="D9D5C8" w:sz="4"/>
-              <w:left w:val="single" w:color="D9D5C8" w:sz="4"/>
-              <w:bottom w:val="single" w:color="D9D5C8" w:sz="4"/>
-              <w:right w:val="single" w:color="D9D5C8" w:sz="4"/>
-            </w:tcBorders>
-            <w:tcMar>
-              <w:top w:type="dxa" w:w="60"/>
-              <w:left w:type="dxa" w:w="110"/>
-              <w:bottom w:type="dxa" w:w="60"/>
-              <w:right w:type="dxa" w:w="110"/>
-            </w:tcMar>
-          </w:tcPr>
-          <w:p>
-            <w:pPr>
-              <w:spacing w:after="0"/>
-            </w:pPr>
-            <w:r>
-              <w:rPr>
-                <w:b w:val="false"/>
-                <w:bCs w:val="false"/>
-                <w:i w:val="false"/>
-                <w:iCs w:val="false"/>
-                <w:color w:val="1A1A1A"/>
-                <w:sz w:val="20"/>
-                <w:szCs w:val="20"/>
-                <w:rFonts w:ascii="Calibri" w:cs="Calibri" w:eastAsia="Calibri" w:hAnsi="Calibri"/>
-              </w:rPr>
-            </w:r>
-          </w:p>
-        </w:tc>
-        <w:tc>
-          <w:tcPr>
-            <w:tcW w:type="dxa" w:w="4824"/>
+            <w:tcW w:type="dxa" w:w="4896"/>
+            <w:tcBorders>
+              <w:top w:val="single" w:color="D9D5C8" w:sz="4"/>
+              <w:left w:val="single" w:color="D9D5C8" w:sz="4"/>
+              <w:bottom w:val="single" w:color="D9D5C8" w:sz="4"/>
+              <w:right w:val="single" w:color="D9D5C8" w:sz="4"/>
+            </w:tcBorders>
+            <w:tcMar>
+              <w:top w:type="dxa" w:w="60"/>
+              <w:left w:type="dxa" w:w="110"/>
+              <w:bottom w:type="dxa" w:w="60"/>
+              <w:right w:type="dxa" w:w="110"/>
+            </w:tcMar>
+          </w:tcPr>
+          <w:p>
+            <w:pPr>
+              <w:spacing w:after="0"/>
+            </w:pPr>
+            <w:r>
+              <w:rPr>
+                <w:b w:val="false"/>
+                <w:bCs w:val="false"/>
+                <w:i w:val="false"/>
+                <w:iCs w:val="false"/>
+                <w:color w:val="1A1A1A"/>
+                <w:sz w:val="20"/>
+                <w:szCs w:val="20"/>
+                <w:rFonts w:ascii="Calibri" w:cs="Calibri" w:eastAsia="Calibri" w:hAnsi="Calibri"/>
+              </w:rPr>
+            </w:r>
+          </w:p>
+        </w:tc>
+        <w:tc>
+          <w:tcPr>
+            <w:tcW w:type="dxa" w:w="4896"/>
             <w:tcBorders>
               <w:top w:val="single" w:color="D9D5C8" w:sz="4"/>
               <w:left w:val="single" w:color="D9D5C8" w:sz="4"/>
@@ -9363,7 +9363,7 @@
     </w:tbl>
     <w:tbl>
       <w:tblPr>
-        <w:tblW w:type="dxa" w:w="9648"/>
+        <w:tblW w:type="dxa" w:w="9792"/>
         <w:tblBorders>
           <w:top w:val="single" w:color="auto" w:sz="4"/>
           <w:left w:val="single" w:color="auto" w:sz="4"/>
@@ -9374,12 +9374,12 @@
         </w:tblBorders>
       </w:tblPr>
       <w:tblGrid>
-        <w:gridCol w:w="9648"/>
+        <w:gridCol w:w="9792"/>
       </w:tblGrid>
       <w:tr>
         <w:tc>
           <w:tcPr>
-            <w:tcW w:type="dxa" w:w="9648"/>
+            <w:tcW w:type="dxa" w:w="9792"/>
             <w:tcBorders>
               <w:top w:val="single" w:color="D9D5C8" w:sz="4"/>
               <w:left w:val="single" w:color="D9D5C8" w:sz="4"/>
@@ -9420,7 +9420,7 @@
         </w:trPr>
         <w:tc>
           <w:tcPr>
-            <w:tcW w:type="dxa" w:w="9648"/>
+            <w:tcW w:type="dxa" w:w="9792"/>
             <w:tcBorders>
               <w:top w:val="single" w:color="D9D5C8" w:sz="4"/>
               <w:left w:val="single" w:color="D9D5C8" w:sz="4"/>
@@ -9499,7 +9499,7 @@
     </w:p>
     <w:tbl>
       <w:tblPr>
-        <w:tblW w:type="dxa" w:w="9648"/>
+        <w:tblW w:type="dxa" w:w="9792"/>
         <w:tblBorders>
           <w:top w:val="single" w:color="auto" w:sz="4"/>
           <w:left w:val="single" w:color="auto" w:sz="4"/>
@@ -9510,9 +9510,9 @@
         </w:tblBorders>
       </w:tblPr>
       <w:tblGrid>
-        <w:gridCol w:w="3200"/>
-        <w:gridCol w:w="1900"/>
-        <w:gridCol w:w="4548"/>
+        <w:gridCol w:w="3248"/>
+        <w:gridCol w:w="1928"/>
+        <w:gridCol w:w="4616"/>
       </w:tblGrid>
       <w:tr>
         <w:trPr>
@@ -9520,7 +9520,7 @@
         </w:trPr>
         <w:tc>
           <w:tcPr>
-            <w:tcW w:type="dxa" w:w="3200"/>
+            <w:tcW w:type="dxa" w:w="3248"/>
             <w:tcBorders>
               <w:top w:val="single" w:color="D9D5C8" w:sz="4"/>
               <w:left w:val="single" w:color="D9D5C8" w:sz="4"/>
@@ -9556,7 +9556,7 @@
         </w:tc>
         <w:tc>
           <w:tcPr>
-            <w:tcW w:type="dxa" w:w="1900"/>
+            <w:tcW w:type="dxa" w:w="1928"/>
             <w:tcBorders>
               <w:top w:val="single" w:color="D9D5C8" w:sz="4"/>
               <w:left w:val="single" w:color="D9D5C8" w:sz="4"/>
@@ -9592,7 +9592,7 @@
         </w:tc>
         <w:tc>
           <w:tcPr>
-            <w:tcW w:type="dxa" w:w="4548"/>
+            <w:tcW w:type="dxa" w:w="4616"/>
             <w:tcBorders>
               <w:top w:val="single" w:color="D9D5C8" w:sz="4"/>
               <w:left w:val="single" w:color="D9D5C8" w:sz="4"/>
@@ -9630,7 +9630,7 @@
       <w:tr>
         <w:tc>
           <w:tcPr>
-            <w:tcW w:type="dxa" w:w="3200"/>
+            <w:tcW w:type="dxa" w:w="3248"/>
             <w:tcBorders>
               <w:top w:val="single" w:color="D9D5C8" w:sz="4"/>
               <w:left w:val="single" w:color="D9D5C8" w:sz="4"/>
@@ -9665,7 +9665,7 @@
         </w:tc>
         <w:tc>
           <w:tcPr>
-            <w:tcW w:type="dxa" w:w="1900"/>
+            <w:tcW w:type="dxa" w:w="1928"/>
             <w:tcBorders>
               <w:top w:val="single" w:color="D9D5C8" w:sz="4"/>
               <w:left w:val="single" w:color="D9D5C8" w:sz="4"/>
@@ -9700,7 +9700,7 @@
         </w:tc>
         <w:tc>
           <w:tcPr>
-            <w:tcW w:type="dxa" w:w="4548"/>
+            <w:tcW w:type="dxa" w:w="4616"/>
             <w:tcBorders>
               <w:top w:val="single" w:color="D9D5C8" w:sz="4"/>
               <w:left w:val="single" w:color="D9D5C8" w:sz="4"/>
@@ -9737,7 +9737,7 @@
       <w:tr>
         <w:tc>
           <w:tcPr>
-            <w:tcW w:type="dxa" w:w="3200"/>
+            <w:tcW w:type="dxa" w:w="3248"/>
             <w:tcBorders>
               <w:top w:val="single" w:color="D9D5C8" w:sz="4"/>
               <w:left w:val="single" w:color="D9D5C8" w:sz="4"/>
@@ -9772,7 +9772,7 @@
         </w:tc>
         <w:tc>
           <w:tcPr>
-            <w:tcW w:type="dxa" w:w="1900"/>
+            <w:tcW w:type="dxa" w:w="1928"/>
             <w:tcBorders>
               <w:top w:val="single" w:color="D9D5C8" w:sz="4"/>
               <w:left w:val="single" w:color="D9D5C8" w:sz="4"/>
@@ -9807,7 +9807,7 @@
         </w:tc>
         <w:tc>
           <w:tcPr>
-            <w:tcW w:type="dxa" w:w="4548"/>
+            <w:tcW w:type="dxa" w:w="4616"/>
             <w:tcBorders>
               <w:top w:val="single" w:color="D9D5C8" w:sz="4"/>
               <w:left w:val="single" w:color="D9D5C8" w:sz="4"/>
@@ -9844,7 +9844,7 @@
       <w:tr>
         <w:tc>
           <w:tcPr>
-            <w:tcW w:type="dxa" w:w="3200"/>
+            <w:tcW w:type="dxa" w:w="3248"/>
             <w:tcBorders>
               <w:top w:val="single" w:color="D9D5C8" w:sz="4"/>
               <w:left w:val="single" w:color="D9D5C8" w:sz="4"/>
@@ -9879,7 +9879,7 @@
         </w:tc>
         <w:tc>
           <w:tcPr>
-            <w:tcW w:type="dxa" w:w="1900"/>
+            <w:tcW w:type="dxa" w:w="1928"/>
             <w:tcBorders>
               <w:top w:val="single" w:color="D9D5C8" w:sz="4"/>
               <w:left w:val="single" w:color="D9D5C8" w:sz="4"/>
@@ -9914,7 +9914,7 @@
         </w:tc>
         <w:tc>
           <w:tcPr>
-            <w:tcW w:type="dxa" w:w="4548"/>
+            <w:tcW w:type="dxa" w:w="4616"/>
             <w:tcBorders>
               <w:top w:val="single" w:color="D9D5C8" w:sz="4"/>
               <w:left w:val="single" w:color="D9D5C8" w:sz="4"/>
@@ -9951,7 +9951,7 @@
       <w:tr>
         <w:tc>
           <w:tcPr>
-            <w:tcW w:type="dxa" w:w="3200"/>
+            <w:tcW w:type="dxa" w:w="3248"/>
             <w:tcBorders>
               <w:top w:val="single" w:color="D9D5C8" w:sz="4"/>
               <w:left w:val="single" w:color="D9D5C8" w:sz="4"/>
@@ -9986,7 +9986,7 @@
         </w:tc>
         <w:tc>
           <w:tcPr>
-            <w:tcW w:type="dxa" w:w="1900"/>
+            <w:tcW w:type="dxa" w:w="1928"/>
             <w:tcBorders>
               <w:top w:val="single" w:color="D9D5C8" w:sz="4"/>
               <w:left w:val="single" w:color="D9D5C8" w:sz="4"/>
@@ -10021,7 +10021,7 @@
         </w:tc>
         <w:tc>
           <w:tcPr>
-            <w:tcW w:type="dxa" w:w="4548"/>
+            <w:tcW w:type="dxa" w:w="4616"/>
             <w:tcBorders>
               <w:top w:val="single" w:color="D9D5C8" w:sz="4"/>
               <w:left w:val="single" w:color="D9D5C8" w:sz="4"/>
@@ -10058,7 +10058,7 @@
       <w:tr>
         <w:tc>
           <w:tcPr>
-            <w:tcW w:type="dxa" w:w="3200"/>
+            <w:tcW w:type="dxa" w:w="3248"/>
             <w:tcBorders>
               <w:top w:val="single" w:color="D9D5C8" w:sz="4"/>
               <w:left w:val="single" w:color="D9D5C8" w:sz="4"/>
@@ -10093,7 +10093,7 @@
         </w:tc>
         <w:tc>
           <w:tcPr>
-            <w:tcW w:type="dxa" w:w="1900"/>
+            <w:tcW w:type="dxa" w:w="1928"/>
             <w:tcBorders>
               <w:top w:val="single" w:color="D9D5C8" w:sz="4"/>
               <w:left w:val="single" w:color="D9D5C8" w:sz="4"/>
@@ -10128,7 +10128,7 @@
         </w:tc>
         <w:tc>
           <w:tcPr>
-            <w:tcW w:type="dxa" w:w="4548"/>
+            <w:tcW w:type="dxa" w:w="4616"/>
             <w:tcBorders>
               <w:top w:val="single" w:color="D9D5C8" w:sz="4"/>
               <w:left w:val="single" w:color="D9D5C8" w:sz="4"/>
@@ -10165,7 +10165,7 @@
       <w:tr>
         <w:tc>
           <w:tcPr>
-            <w:tcW w:type="dxa" w:w="3200"/>
+            <w:tcW w:type="dxa" w:w="3248"/>
             <w:tcBorders>
               <w:top w:val="single" w:color="D9D5C8" w:sz="4"/>
               <w:left w:val="single" w:color="D9D5C8" w:sz="4"/>
@@ -10200,7 +10200,7 @@
         </w:tc>
         <w:tc>
           <w:tcPr>
-            <w:tcW w:type="dxa" w:w="1900"/>
+            <w:tcW w:type="dxa" w:w="1928"/>
             <w:tcBorders>
               <w:top w:val="single" w:color="D9D5C8" w:sz="4"/>
               <w:left w:val="single" w:color="D9D5C8" w:sz="4"/>
@@ -10235,7 +10235,7 @@
         </w:tc>
         <w:tc>
           <w:tcPr>
-            <w:tcW w:type="dxa" w:w="4548"/>
+            <w:tcW w:type="dxa" w:w="4616"/>
             <w:tcBorders>
               <w:top w:val="single" w:color="D9D5C8" w:sz="4"/>
               <w:left w:val="single" w:color="D9D5C8" w:sz="4"/>
@@ -10272,7 +10272,7 @@
     </w:tbl>
     <w:tbl>
       <w:tblPr>
-        <w:tblW w:type="dxa" w:w="9648"/>
+        <w:tblW w:type="dxa" w:w="9792"/>
         <w:tblBorders>
           <w:top w:val="single" w:color="auto" w:sz="4"/>
           <w:left w:val="single" w:color="auto" w:sz="4"/>
@@ -10283,12 +10283,12 @@
         </w:tblBorders>
       </w:tblPr>
       <w:tblGrid>
-        <w:gridCol w:w="9648"/>
+        <w:gridCol w:w="9792"/>
       </w:tblGrid>
       <w:tr>
         <w:tc>
           <w:tcPr>
-            <w:tcW w:type="dxa" w:w="9648"/>
+            <w:tcW w:type="dxa" w:w="9792"/>
             <w:tcBorders>
               <w:top w:val="single" w:color="D9D5C8" w:sz="4"/>
               <w:left w:val="single" w:color="D9D5C8" w:sz="4"/>
@@ -10407,7 +10407,7 @@
     </w:p>
     <w:tbl>
       <w:tblPr>
-        <w:tblW w:type="dxa" w:w="9648"/>
+        <w:tblW w:type="dxa" w:w="9792"/>
         <w:tblBorders>
           <w:top w:val="single" w:color="auto" w:sz="4"/>
           <w:left w:val="single" w:color="auto" w:sz="4"/>
@@ -10418,8 +10418,8 @@
         </w:tblBorders>
       </w:tblPr>
       <w:tblGrid>
-        <w:gridCol w:w="2800"/>
-        <w:gridCol w:w="6848"/>
+        <w:gridCol w:w="2842"/>
+        <w:gridCol w:w="6950"/>
       </w:tblGrid>
       <w:tr>
         <w:trPr>
@@ -10427,7 +10427,7 @@
         </w:trPr>
         <w:tc>
           <w:tcPr>
-            <w:tcW w:type="dxa" w:w="2800"/>
+            <w:tcW w:type="dxa" w:w="2842"/>
             <w:tcBorders>
               <w:top w:val="single" w:color="D9D5C8" w:sz="4"/>
               <w:left w:val="single" w:color="D9D5C8" w:sz="4"/>
@@ -10463,7 +10463,7 @@
         </w:tc>
         <w:tc>
           <w:tcPr>
-            <w:tcW w:type="dxa" w:w="6848"/>
+            <w:tcW w:type="dxa" w:w="6950"/>
             <w:tcBorders>
               <w:top w:val="single" w:color="D9D5C8" w:sz="4"/>
               <w:left w:val="single" w:color="D9D5C8" w:sz="4"/>
@@ -10501,7 +10501,7 @@
       <w:tr>
         <w:tc>
           <w:tcPr>
-            <w:tcW w:type="dxa" w:w="2800"/>
+            <w:tcW w:type="dxa" w:w="2842"/>
             <w:tcBorders>
               <w:top w:val="single" w:color="D9D5C8" w:sz="4"/>
               <w:left w:val="single" w:color="D9D5C8" w:sz="4"/>
@@ -10536,7 +10536,7 @@
         </w:tc>
         <w:tc>
           <w:tcPr>
-            <w:tcW w:type="dxa" w:w="6848"/>
+            <w:tcW w:type="dxa" w:w="6950"/>
             <w:tcBorders>
               <w:top w:val="single" w:color="D9D5C8" w:sz="4"/>
               <w:left w:val="single" w:color="D9D5C8" w:sz="4"/>
@@ -10573,7 +10573,7 @@
       <w:tr>
         <w:tc>
           <w:tcPr>
-            <w:tcW w:type="dxa" w:w="2800"/>
+            <w:tcW w:type="dxa" w:w="2842"/>
             <w:tcBorders>
               <w:top w:val="single" w:color="D9D5C8" w:sz="4"/>
               <w:left w:val="single" w:color="D9D5C8" w:sz="4"/>
@@ -10608,7 +10608,7 @@
         </w:tc>
         <w:tc>
           <w:tcPr>
-            <w:tcW w:type="dxa" w:w="6848"/>
+            <w:tcW w:type="dxa" w:w="6950"/>
             <w:tcBorders>
               <w:top w:val="single" w:color="D9D5C8" w:sz="4"/>
               <w:left w:val="single" w:color="D9D5C8" w:sz="4"/>
@@ -10665,7 +10665,7 @@
     </w:p>
     <w:tbl>
       <w:tblPr>
-        <w:tblW w:type="dxa" w:w="9648"/>
+        <w:tblW w:type="dxa" w:w="9792"/>
         <w:tblBorders>
           <w:top w:val="single" w:color="auto" w:sz="4"/>
           <w:left w:val="single" w:color="auto" w:sz="4"/>
@@ -10676,8 +10676,8 @@
         </w:tblBorders>
       </w:tblPr>
       <w:tblGrid>
-        <w:gridCol w:w="2800"/>
-        <w:gridCol w:w="6848"/>
+        <w:gridCol w:w="2842"/>
+        <w:gridCol w:w="6950"/>
       </w:tblGrid>
       <w:tr>
         <w:trPr>
@@ -10685,7 +10685,7 @@
         </w:trPr>
         <w:tc>
           <w:tcPr>
-            <w:tcW w:type="dxa" w:w="2800"/>
+            <w:tcW w:type="dxa" w:w="2842"/>
             <w:tcBorders>
               <w:top w:val="single" w:color="D9D5C8" w:sz="4"/>
               <w:left w:val="single" w:color="D9D5C8" w:sz="4"/>
@@ -10721,7 +10721,7 @@
         </w:tc>
         <w:tc>
           <w:tcPr>
-            <w:tcW w:type="dxa" w:w="6848"/>
+            <w:tcW w:type="dxa" w:w="6950"/>
             <w:tcBorders>
               <w:top w:val="single" w:color="D9D5C8" w:sz="4"/>
               <w:left w:val="single" w:color="D9D5C8" w:sz="4"/>
@@ -10759,7 +10759,7 @@
       <w:tr>
         <w:tc>
           <w:tcPr>
-            <w:tcW w:type="dxa" w:w="2800"/>
+            <w:tcW w:type="dxa" w:w="2842"/>
             <w:tcBorders>
               <w:top w:val="single" w:color="D9D5C8" w:sz="4"/>
               <w:left w:val="single" w:color="D9D5C8" w:sz="4"/>
@@ -10794,7 +10794,7 @@
         </w:tc>
         <w:tc>
           <w:tcPr>
-            <w:tcW w:type="dxa" w:w="6848"/>
+            <w:tcW w:type="dxa" w:w="6950"/>
             <w:tcBorders>
               <w:top w:val="single" w:color="D9D5C8" w:sz="4"/>
               <w:left w:val="single" w:color="D9D5C8" w:sz="4"/>
@@ -10851,7 +10851,7 @@
     </w:p>
     <w:tbl>
       <w:tblPr>
-        <w:tblW w:type="dxa" w:w="9648"/>
+        <w:tblW w:type="dxa" w:w="9792"/>
         <w:tblBorders>
           <w:top w:val="single" w:color="auto" w:sz="4"/>
           <w:left w:val="single" w:color="auto" w:sz="4"/>
@@ -10862,8 +10862,8 @@
         </w:tblBorders>
       </w:tblPr>
       <w:tblGrid>
-        <w:gridCol w:w="2800"/>
-        <w:gridCol w:w="6848"/>
+        <w:gridCol w:w="2842"/>
+        <w:gridCol w:w="6950"/>
       </w:tblGrid>
       <w:tr>
         <w:trPr>
@@ -10871,7 +10871,7 @@
         </w:trPr>
         <w:tc>
           <w:tcPr>
-            <w:tcW w:type="dxa" w:w="2800"/>
+            <w:tcW w:type="dxa" w:w="2842"/>
             <w:tcBorders>
               <w:top w:val="single" w:color="D9D5C8" w:sz="4"/>
               <w:left w:val="single" w:color="D9D5C8" w:sz="4"/>
@@ -10907,7 +10907,7 @@
         </w:tc>
         <w:tc>
           <w:tcPr>
-            <w:tcW w:type="dxa" w:w="6848"/>
+            <w:tcW w:type="dxa" w:w="6950"/>
             <w:tcBorders>
               <w:top w:val="single" w:color="D9D5C8" w:sz="4"/>
               <w:left w:val="single" w:color="D9D5C8" w:sz="4"/>
@@ -10945,7 +10945,7 @@
       <w:tr>
         <w:tc>
           <w:tcPr>
-            <w:tcW w:type="dxa" w:w="2800"/>
+            <w:tcW w:type="dxa" w:w="2842"/>
             <w:tcBorders>
               <w:top w:val="single" w:color="D9D5C8" w:sz="4"/>
               <w:left w:val="single" w:color="D9D5C8" w:sz="4"/>
@@ -10980,7 +10980,7 @@
         </w:tc>
         <w:tc>
           <w:tcPr>
-            <w:tcW w:type="dxa" w:w="6848"/>
+            <w:tcW w:type="dxa" w:w="6950"/>
             <w:tcBorders>
               <w:top w:val="single" w:color="D9D5C8" w:sz="4"/>
               <w:left w:val="single" w:color="D9D5C8" w:sz="4"/>
@@ -11017,7 +11017,7 @@
       <w:tr>
         <w:tc>
           <w:tcPr>
-            <w:tcW w:type="dxa" w:w="2800"/>
+            <w:tcW w:type="dxa" w:w="2842"/>
             <w:tcBorders>
               <w:top w:val="single" w:color="D9D5C8" w:sz="4"/>
               <w:left w:val="single" w:color="D9D5C8" w:sz="4"/>
@@ -11052,7 +11052,7 @@
         </w:tc>
         <w:tc>
           <w:tcPr>
-            <w:tcW w:type="dxa" w:w="6848"/>
+            <w:tcW w:type="dxa" w:w="6950"/>
             <w:tcBorders>
               <w:top w:val="single" w:color="D9D5C8" w:sz="4"/>
               <w:left w:val="single" w:color="D9D5C8" w:sz="4"/>
@@ -11109,7 +11109,7 @@
     </w:p>
     <w:tbl>
       <w:tblPr>
-        <w:tblW w:type="dxa" w:w="9648"/>
+        <w:tblW w:type="dxa" w:w="9792"/>
         <w:tblBorders>
           <w:top w:val="single" w:color="auto" w:sz="4"/>
           <w:left w:val="single" w:color="auto" w:sz="4"/>
@@ -11120,8 +11120,8 @@
         </w:tblBorders>
       </w:tblPr>
       <w:tblGrid>
-        <w:gridCol w:w="2800"/>
-        <w:gridCol w:w="6848"/>
+        <w:gridCol w:w="2842"/>
+        <w:gridCol w:w="6950"/>
       </w:tblGrid>
       <w:tr>
         <w:trPr>
@@ -11129,7 +11129,7 @@
         </w:trPr>
         <w:tc>
           <w:tcPr>
-            <w:tcW w:type="dxa" w:w="2800"/>
+            <w:tcW w:type="dxa" w:w="2842"/>
             <w:tcBorders>
               <w:top w:val="single" w:color="D9D5C8" w:sz="4"/>
               <w:left w:val="single" w:color="D9D5C8" w:sz="4"/>
@@ -11165,7 +11165,7 @@
         </w:tc>
         <w:tc>
           <w:tcPr>
-            <w:tcW w:type="dxa" w:w="6848"/>
+            <w:tcW w:type="dxa" w:w="6950"/>
             <w:tcBorders>
               <w:top w:val="single" w:color="D9D5C8" w:sz="4"/>
               <w:left w:val="single" w:color="D9D5C8" w:sz="4"/>
@@ -11203,7 +11203,7 @@
       <w:tr>
         <w:tc>
           <w:tcPr>
-            <w:tcW w:type="dxa" w:w="2800"/>
+            <w:tcW w:type="dxa" w:w="2842"/>
             <w:tcBorders>
               <w:top w:val="single" w:color="D9D5C8" w:sz="4"/>
               <w:left w:val="single" w:color="D9D5C8" w:sz="4"/>
@@ -11238,7 +11238,7 @@
         </w:tc>
         <w:tc>
           <w:tcPr>
-            <w:tcW w:type="dxa" w:w="6848"/>
+            <w:tcW w:type="dxa" w:w="6950"/>
             <w:tcBorders>
               <w:top w:val="single" w:color="D9D5C8" w:sz="4"/>
               <w:left w:val="single" w:color="D9D5C8" w:sz="4"/>
@@ -11295,7 +11295,7 @@
     </w:p>
     <w:tbl>
       <w:tblPr>
-        <w:tblW w:type="dxa" w:w="9648"/>
+        <w:tblW w:type="dxa" w:w="9792"/>
         <w:tblBorders>
           <w:top w:val="single" w:color="auto" w:sz="4"/>
           <w:left w:val="single" w:color="auto" w:sz="4"/>
@@ -11306,8 +11306,8 @@
         </w:tblBorders>
       </w:tblPr>
       <w:tblGrid>
-        <w:gridCol w:w="2800"/>
-        <w:gridCol w:w="6848"/>
+        <w:gridCol w:w="2842"/>
+        <w:gridCol w:w="6950"/>
       </w:tblGrid>
       <w:tr>
         <w:trPr>
@@ -11315,7 +11315,7 @@
         </w:trPr>
         <w:tc>
           <w:tcPr>
-            <w:tcW w:type="dxa" w:w="2800"/>
+            <w:tcW w:type="dxa" w:w="2842"/>
             <w:tcBorders>
               <w:top w:val="single" w:color="D9D5C8" w:sz="4"/>
               <w:left w:val="single" w:color="D9D5C8" w:sz="4"/>
@@ -11351,7 +11351,7 @@
         </w:tc>
         <w:tc>
           <w:tcPr>
-            <w:tcW w:type="dxa" w:w="6848"/>
+            <w:tcW w:type="dxa" w:w="6950"/>
             <w:tcBorders>
               <w:top w:val="single" w:color="D9D5C8" w:sz="4"/>
               <w:left w:val="single" w:color="D9D5C8" w:sz="4"/>
@@ -11389,7 +11389,7 @@
       <w:tr>
         <w:tc>
           <w:tcPr>
-            <w:tcW w:type="dxa" w:w="2800"/>
+            <w:tcW w:type="dxa" w:w="2842"/>
             <w:tcBorders>
               <w:top w:val="single" w:color="D9D5C8" w:sz="4"/>
               <w:left w:val="single" w:color="D9D5C8" w:sz="4"/>
@@ -11424,7 +11424,7 @@
         </w:tc>
         <w:tc>
           <w:tcPr>
-            <w:tcW w:type="dxa" w:w="6848"/>
+            <w:tcW w:type="dxa" w:w="6950"/>
             <w:tcBorders>
               <w:top w:val="single" w:color="D9D5C8" w:sz="4"/>
               <w:left w:val="single" w:color="D9D5C8" w:sz="4"/>
@@ -11461,7 +11461,7 @@
       <w:tr>
         <w:tc>
           <w:tcPr>
-            <w:tcW w:type="dxa" w:w="2800"/>
+            <w:tcW w:type="dxa" w:w="2842"/>
             <w:tcBorders>
               <w:top w:val="single" w:color="D9D5C8" w:sz="4"/>
               <w:left w:val="single" w:color="D9D5C8" w:sz="4"/>
@@ -11496,7 +11496,7 @@
         </w:tc>
         <w:tc>
           <w:tcPr>
-            <w:tcW w:type="dxa" w:w="6848"/>
+            <w:tcW w:type="dxa" w:w="6950"/>
             <w:tcBorders>
               <w:top w:val="single" w:color="D9D5C8" w:sz="4"/>
               <w:left w:val="single" w:color="D9D5C8" w:sz="4"/>
@@ -11576,7 +11576,7 @@
     </w:p>
     <w:tbl>
       <w:tblPr>
-        <w:tblW w:type="dxa" w:w="9648"/>
+        <w:tblW w:type="dxa" w:w="9792"/>
         <w:tblBorders>
           <w:top w:val="single" w:color="auto" w:sz="4"/>
           <w:left w:val="single" w:color="auto" w:sz="4"/>
@@ -11587,9 +11587,9 @@
         </w:tblBorders>
       </w:tblPr>
       <w:tblGrid>
-        <w:gridCol w:w="800"/>
-        <w:gridCol w:w="1700"/>
-        <w:gridCol w:w="7148"/>
+        <w:gridCol w:w="812"/>
+        <w:gridCol w:w="1725"/>
+        <w:gridCol w:w="7255"/>
       </w:tblGrid>
       <w:tr>
         <w:trPr>
@@ -11597,7 +11597,7 @@
         </w:trPr>
         <w:tc>
           <w:tcPr>
-            <w:tcW w:type="dxa" w:w="800"/>
+            <w:tcW w:type="dxa" w:w="812"/>
             <w:tcBorders>
               <w:top w:val="single" w:color="D9D5C8" w:sz="4"/>
               <w:left w:val="single" w:color="D9D5C8" w:sz="4"/>
@@ -11633,7 +11633,7 @@
         </w:tc>
         <w:tc>
           <w:tcPr>
-            <w:tcW w:type="dxa" w:w="1700"/>
+            <w:tcW w:type="dxa" w:w="1725"/>
             <w:tcBorders>
               <w:top w:val="single" w:color="D9D5C8" w:sz="4"/>
               <w:left w:val="single" w:color="D9D5C8" w:sz="4"/>
@@ -11669,7 +11669,7 @@
         </w:tc>
         <w:tc>
           <w:tcPr>
-            <w:tcW w:type="dxa" w:w="7148"/>
+            <w:tcW w:type="dxa" w:w="7255"/>
             <w:tcBorders>
               <w:top w:val="single" w:color="D9D5C8" w:sz="4"/>
               <w:left w:val="single" w:color="D9D5C8" w:sz="4"/>
@@ -11707,7 +11707,7 @@
       <w:tr>
         <w:tc>
           <w:tcPr>
-            <w:tcW w:type="dxa" w:w="800"/>
+            <w:tcW w:type="dxa" w:w="812"/>
             <w:tcBorders>
               <w:top w:val="single" w:color="D9D5C8" w:sz="4"/>
               <w:left w:val="single" w:color="D9D5C8" w:sz="4"/>
@@ -11742,7 +11742,7 @@
         </w:tc>
         <w:tc>
           <w:tcPr>
-            <w:tcW w:type="dxa" w:w="1700"/>
+            <w:tcW w:type="dxa" w:w="1725"/>
             <w:tcBorders>
               <w:top w:val="single" w:color="D9D5C8" w:sz="4"/>
               <w:left w:val="single" w:color="D9D5C8" w:sz="4"/>
@@ -11777,7 +11777,7 @@
         </w:tc>
         <w:tc>
           <w:tcPr>
-            <w:tcW w:type="dxa" w:w="7148"/>
+            <w:tcW w:type="dxa" w:w="7255"/>
             <w:tcBorders>
               <w:top w:val="single" w:color="D9D5C8" w:sz="4"/>
               <w:left w:val="single" w:color="D9D5C8" w:sz="4"/>
@@ -11814,7 +11814,7 @@
       <w:tr>
         <w:tc>
           <w:tcPr>
-            <w:tcW w:type="dxa" w:w="800"/>
+            <w:tcW w:type="dxa" w:w="812"/>
             <w:tcBorders>
               <w:top w:val="single" w:color="D9D5C8" w:sz="4"/>
               <w:left w:val="single" w:color="D9D5C8" w:sz="4"/>
@@ -11849,7 +11849,7 @@
         </w:tc>
         <w:tc>
           <w:tcPr>
-            <w:tcW w:type="dxa" w:w="1700"/>
+            <w:tcW w:type="dxa" w:w="1725"/>
             <w:tcBorders>
               <w:top w:val="single" w:color="D9D5C8" w:sz="4"/>
               <w:left w:val="single" w:color="D9D5C8" w:sz="4"/>
@@ -11884,7 +11884,7 @@
         </w:tc>
         <w:tc>
           <w:tcPr>
-            <w:tcW w:type="dxa" w:w="7148"/>
+            <w:tcW w:type="dxa" w:w="7255"/>
             <w:tcBorders>
               <w:top w:val="single" w:color="D9D5C8" w:sz="4"/>
               <w:left w:val="single" w:color="D9D5C8" w:sz="4"/>
@@ -11921,7 +11921,7 @@
       <w:tr>
         <w:tc>
           <w:tcPr>
-            <w:tcW w:type="dxa" w:w="800"/>
+            <w:tcW w:type="dxa" w:w="812"/>
             <w:tcBorders>
               <w:top w:val="single" w:color="D9D5C8" w:sz="4"/>
               <w:left w:val="single" w:color="D9D5C8" w:sz="4"/>
@@ -11956,7 +11956,7 @@
         </w:tc>
         <w:tc>
           <w:tcPr>
-            <w:tcW w:type="dxa" w:w="1700"/>
+            <w:tcW w:type="dxa" w:w="1725"/>
             <w:tcBorders>
               <w:top w:val="single" w:color="D9D5C8" w:sz="4"/>
               <w:left w:val="single" w:color="D9D5C8" w:sz="4"/>
@@ -11991,7 +11991,7 @@
         </w:tc>
         <w:tc>
           <w:tcPr>
-            <w:tcW w:type="dxa" w:w="7148"/>
+            <w:tcW w:type="dxa" w:w="7255"/>
             <w:tcBorders>
               <w:top w:val="single" w:color="D9D5C8" w:sz="4"/>
               <w:left w:val="single" w:color="D9D5C8" w:sz="4"/>
@@ -12028,7 +12028,7 @@
       <w:tr>
         <w:tc>
           <w:tcPr>
-            <w:tcW w:type="dxa" w:w="800"/>
+            <w:tcW w:type="dxa" w:w="812"/>
             <w:tcBorders>
               <w:top w:val="single" w:color="D9D5C8" w:sz="4"/>
               <w:left w:val="single" w:color="D9D5C8" w:sz="4"/>
@@ -12063,7 +12063,7 @@
         </w:tc>
         <w:tc>
           <w:tcPr>
-            <w:tcW w:type="dxa" w:w="1700"/>
+            <w:tcW w:type="dxa" w:w="1725"/>
             <w:tcBorders>
               <w:top w:val="single" w:color="D9D5C8" w:sz="4"/>
               <w:left w:val="single" w:color="D9D5C8" w:sz="4"/>
@@ -12098,7 +12098,7 @@
         </w:tc>
         <w:tc>
           <w:tcPr>
-            <w:tcW w:type="dxa" w:w="7148"/>
+            <w:tcW w:type="dxa" w:w="7255"/>
             <w:tcBorders>
               <w:top w:val="single" w:color="D9D5C8" w:sz="4"/>
               <w:left w:val="single" w:color="D9D5C8" w:sz="4"/>
@@ -12135,7 +12135,7 @@
       <w:tr>
         <w:tc>
           <w:tcPr>
-            <w:tcW w:type="dxa" w:w="800"/>
+            <w:tcW w:type="dxa" w:w="812"/>
             <w:tcBorders>
               <w:top w:val="single" w:color="D9D5C8" w:sz="4"/>
               <w:left w:val="single" w:color="D9D5C8" w:sz="4"/>
@@ -12170,7 +12170,7 @@
         </w:tc>
         <w:tc>
           <w:tcPr>
-            <w:tcW w:type="dxa" w:w="1700"/>
+            <w:tcW w:type="dxa" w:w="1725"/>
             <w:tcBorders>
               <w:top w:val="single" w:color="D9D5C8" w:sz="4"/>
               <w:left w:val="single" w:color="D9D5C8" w:sz="4"/>
@@ -12205,7 +12205,7 @@
         </w:tc>
         <w:tc>
           <w:tcPr>
-            <w:tcW w:type="dxa" w:w="7148"/>
+            <w:tcW w:type="dxa" w:w="7255"/>
             <w:tcBorders>
               <w:top w:val="single" w:color="D9D5C8" w:sz="4"/>
               <w:left w:val="single" w:color="D9D5C8" w:sz="4"/>
@@ -12242,7 +12242,7 @@
       <w:tr>
         <w:tc>
           <w:tcPr>
-            <w:tcW w:type="dxa" w:w="800"/>
+            <w:tcW w:type="dxa" w:w="812"/>
             <w:tcBorders>
               <w:top w:val="single" w:color="D9D5C8" w:sz="4"/>
               <w:left w:val="single" w:color="D9D5C8" w:sz="4"/>
@@ -12277,7 +12277,7 @@
         </w:tc>
         <w:tc>
           <w:tcPr>
-            <w:tcW w:type="dxa" w:w="1700"/>
+            <w:tcW w:type="dxa" w:w="1725"/>
             <w:tcBorders>
               <w:top w:val="single" w:color="D9D5C8" w:sz="4"/>
               <w:left w:val="single" w:color="D9D5C8" w:sz="4"/>
@@ -12312,7 +12312,7 @@
         </w:tc>
         <w:tc>
           <w:tcPr>
-            <w:tcW w:type="dxa" w:w="7148"/>
+            <w:tcW w:type="dxa" w:w="7255"/>
             <w:tcBorders>
               <w:top w:val="single" w:color="D9D5C8" w:sz="4"/>
               <w:left w:val="single" w:color="D9D5C8" w:sz="4"/>
@@ -12410,7 +12410,7 @@
     </w:p>
     <w:tbl>
       <w:tblPr>
-        <w:tblW w:type="dxa" w:w="9648"/>
+        <w:tblW w:type="dxa" w:w="9792"/>
         <w:tblBorders>
           <w:top w:val="single" w:color="auto" w:sz="4"/>
           <w:left w:val="single" w:color="auto" w:sz="4"/>
@@ -12421,11 +12421,11 @@
         </w:tblBorders>
       </w:tblPr>
       <w:tblGrid>
-        <w:gridCol w:w="900"/>
-        <w:gridCol w:w="1900"/>
-        <w:gridCol w:w="700"/>
-        <w:gridCol w:w="700"/>
-        <w:gridCol w:w="5448"/>
+        <w:gridCol w:w="913"/>
+        <w:gridCol w:w="1928"/>
+        <w:gridCol w:w="710"/>
+        <w:gridCol w:w="710"/>
+        <w:gridCol w:w="5531"/>
       </w:tblGrid>
       <w:tr>
         <w:trPr>
@@ -12433,7 +12433,7 @@
         </w:trPr>
         <w:tc>
           <w:tcPr>
-            <w:tcW w:type="dxa" w:w="900"/>
+            <w:tcW w:type="dxa" w:w="913"/>
             <w:tcBorders>
               <w:top w:val="single" w:color="D9D5C8" w:sz="4"/>
               <w:left w:val="single" w:color="D9D5C8" w:sz="4"/>
@@ -12469,7 +12469,7 @@
         </w:tc>
         <w:tc>
           <w:tcPr>
-            <w:tcW w:type="dxa" w:w="1900"/>
+            <w:tcW w:type="dxa" w:w="1928"/>
             <w:tcBorders>
               <w:top w:val="single" w:color="D9D5C8" w:sz="4"/>
               <w:left w:val="single" w:color="D9D5C8" w:sz="4"/>
@@ -12505,7 +12505,7 @@
         </w:tc>
         <w:tc>
           <w:tcPr>
-            <w:tcW w:type="dxa" w:w="700"/>
+            <w:tcW w:type="dxa" w:w="710"/>
             <w:tcBorders>
               <w:top w:val="single" w:color="D9D5C8" w:sz="4"/>
               <w:left w:val="single" w:color="D9D5C8" w:sz="4"/>
@@ -12541,7 +12541,7 @@
         </w:tc>
         <w:tc>
           <w:tcPr>
-            <w:tcW w:type="dxa" w:w="700"/>
+            <w:tcW w:type="dxa" w:w="710"/>
             <w:tcBorders>
               <w:top w:val="single" w:color="D9D5C8" w:sz="4"/>
               <w:left w:val="single" w:color="D9D5C8" w:sz="4"/>
@@ -12577,7 +12577,7 @@
         </w:tc>
         <w:tc>
           <w:tcPr>
-            <w:tcW w:type="dxa" w:w="5448"/>
+            <w:tcW w:type="dxa" w:w="5531"/>
             <w:tcBorders>
               <w:top w:val="single" w:color="D9D5C8" w:sz="4"/>
               <w:left w:val="single" w:color="D9D5C8" w:sz="4"/>
@@ -12617,7 +12617,7 @@
       <w:headerReference w:type="default" r:id="rId6"/>
       <w:footerReference w:type="default" r:id="rId7"/>
       <w:pgSz w:w="12240" w:h="15840" w:orient="portrait"/>
-      <w:pgMar w:top="1152" w:right="1296" w:bottom="1152" w:left="1296" w:header="720" w:footer="720" w:gutter="0"/>
+      <w:pgMar w:top="1152" w:right="1224" w:bottom="1152" w:left="1224" w:header="720" w:footer="720" w:gutter="0"/>
       <w:pgNumType/>
       <w:docGrid w:linePitch="360"/>
     </w:sectPr>
